--- a/Backend/Director_Disclosure/Output_Disclosures/2024-25/SATYA_SAI_AGROILS_PRIVATE_LIMITED/MBP-1/MBP1_BIRVA_PATEL_07203299.docx
+++ b/Backend/Director_Disclosure/Output_Disclosures/2024-25/SATYA_SAI_AGROILS_PRIVATE_LIMITED/MBP-1/MBP1_BIRVA_PATEL_07203299.docx
@@ -93,257 +93,17 @@
     </w:p>
     <w:p>
       <w:pPr>
-        <w:spacing w:before="0" w:after="0"/>
-        <w:jc w:val="left"/>
-      </w:pPr>
-      <w:r>
-        <w:rPr>
-          <w:rFonts w:ascii="Adani" w:hAnsi="Adani"/>
-          <w:b w:val="0"/>
-          <w:sz w:val="20"/>
-          <w:u w:val="none"/>
-        </w:rPr>
-        <w:t>KPS1 TRANSMISSION LIMITED</w:t>
-      </w:r>
-    </w:p>
-    <w:p>
-      <w:pPr>
-        <w:spacing w:before="0" w:after="0"/>
-        <w:jc w:val="left"/>
-      </w:pPr>
-      <w:r>
-        <w:rPr>
-          <w:rFonts w:ascii="Adani" w:hAnsi="Adani"/>
-          <w:b w:val="0"/>
-          <w:sz w:val="20"/>
-          <w:u w:val="none"/>
-        </w:rPr>
-        <w:t>PARSA KENTE COLLIERIES LIMITED</w:t>
-      </w:r>
-    </w:p>
-    <w:p>
-      <w:pPr>
-        <w:spacing w:before="0" w:after="0"/>
-        <w:jc w:val="left"/>
-      </w:pPr>
-      <w:r>
-        <w:rPr>
-          <w:rFonts w:ascii="Adani" w:hAnsi="Adani"/>
-          <w:b w:val="0"/>
-          <w:sz w:val="20"/>
-          <w:u w:val="none"/>
-        </w:rPr>
-        <w:t>PRANEETHA ECOCABLES LIMITED</w:t>
-      </w:r>
-    </w:p>
-    <w:p>
-      <w:pPr>
-        <w:spacing w:before="0" w:after="0"/>
-        <w:jc w:val="left"/>
-      </w:pPr>
-      <w:r>
-        <w:rPr>
-          <w:rFonts w:ascii="Adani" w:hAnsi="Adani"/>
-          <w:b w:val="0"/>
-          <w:sz w:val="20"/>
-          <w:u w:val="none"/>
-        </w:rPr>
-        <w:t>KUTCH COPPER LIMITED</w:t>
-      </w:r>
-    </w:p>
-    <w:p>
-      <w:pPr>
-        <w:spacing w:before="0" w:after="0"/>
-        <w:jc w:val="left"/>
-      </w:pPr>
-      <w:r>
-        <w:rPr>
-          <w:rFonts w:ascii="Adani" w:hAnsi="Adani"/>
-          <w:b w:val="0"/>
-          <w:sz w:val="20"/>
-          <w:u w:val="none"/>
-        </w:rPr>
-        <w:t>IOT UTKAL ENERGY SERVICES LIMITED</w:t>
-      </w:r>
-    </w:p>
-    <w:p>
-      <w:pPr>
-        <w:spacing w:before="0" w:after="0"/>
-        <w:jc w:val="left"/>
-      </w:pPr>
-      <w:r>
-        <w:rPr>
-          <w:rFonts w:ascii="Adani" w:hAnsi="Adani"/>
-          <w:b w:val="0"/>
-          <w:sz w:val="20"/>
-          <w:u w:val="none"/>
-        </w:rPr>
-        <w:t>INDIANOIL ADANI VENTURES LIMITED</w:t>
-      </w:r>
-    </w:p>
-    <w:p>
-      <w:pPr>
-        <w:spacing w:before="0" w:after="0"/>
-        <w:jc w:val="left"/>
-      </w:pPr>
-      <w:r>
-        <w:rPr>
-          <w:rFonts w:ascii="Adani" w:hAnsi="Adani"/>
-          <w:b w:val="0"/>
-          <w:sz w:val="20"/>
-          <w:u w:val="none"/>
-        </w:rPr>
-        <w:t>ADANI TRACKS MANAGEMENT SERVICES LIMITED</w:t>
-      </w:r>
-    </w:p>
-    <w:p>
-      <w:pPr>
-        <w:spacing w:before="0" w:after="0"/>
-        <w:jc w:val="left"/>
-      </w:pPr>
-      <w:r>
-        <w:rPr>
-          <w:rFonts w:ascii="Adani" w:hAnsi="Adani"/>
-          <w:b w:val="0"/>
-          <w:sz w:val="20"/>
-          <w:u w:val="none"/>
-        </w:rPr>
-        <w:t>ADANI AGRI FRESH LIMITED</w:t>
-      </w:r>
-    </w:p>
-    <w:p>
-      <w:pPr>
-        <w:spacing w:before="0" w:after="0"/>
-        <w:jc w:val="left"/>
-      </w:pPr>
-      <w:r>
-        <w:rPr>
-          <w:rFonts w:ascii="Adani" w:hAnsi="Adani"/>
-          <w:b w:val="0"/>
-          <w:sz w:val="20"/>
-          <w:u w:val="none"/>
-        </w:rPr>
-        <w:t>ADANI HAZIRA PORT LIMITED</w:t>
-      </w:r>
-    </w:p>
-    <w:p>
-      <w:pPr>
-        <w:spacing w:before="0" w:after="0"/>
-        <w:jc w:val="left"/>
-      </w:pPr>
-      <w:r>
-        <w:rPr>
-          <w:rFonts w:ascii="Adani" w:hAnsi="Adani"/>
-          <w:b w:val="0"/>
-          <w:sz w:val="20"/>
-          <w:u w:val="none"/>
-        </w:rPr>
-        <w:t>ADANI KRISHNAPATNAM PORT LIMITED</w:t>
-      </w:r>
-    </w:p>
-    <w:p>
-      <w:pPr>
-        <w:spacing w:before="0" w:after="0"/>
-        <w:jc w:val="left"/>
-      </w:pPr>
-      <w:r>
-        <w:rPr>
-          <w:rFonts w:ascii="Adani" w:hAnsi="Adani"/>
-          <w:b w:val="0"/>
-          <w:sz w:val="20"/>
-          <w:u w:val="none"/>
-        </w:rPr>
-        <w:t>ADANI BUNKERING LIMITED</w:t>
-      </w:r>
-    </w:p>
-    <w:p>
-      <w:pPr>
-        <w:spacing w:before="0" w:after="0"/>
-        <w:jc w:val="left"/>
-      </w:pPr>
-      <w:r>
-        <w:rPr>
-          <w:rFonts w:ascii="Adani" w:hAnsi="Adani"/>
-          <w:b w:val="0"/>
-          <w:sz w:val="20"/>
-          <w:u w:val="none"/>
-        </w:rPr>
-        <w:t>MAHARASHTRA EASTERN GRID POWER TRANSMISSION COMPANY LIMITED</w:t>
-      </w:r>
-    </w:p>
-    <w:p>
-      <w:pPr>
-        <w:spacing w:before="0" w:after="0"/>
-        <w:jc w:val="left"/>
-      </w:pPr>
-      <w:r>
-        <w:rPr>
-          <w:rFonts w:ascii="Adani" w:hAnsi="Adani"/>
-          <w:b w:val="0"/>
-          <w:sz w:val="20"/>
-          <w:u w:val="none"/>
-        </w:rPr>
-        <w:t>ADANI INFRA (INDIA) LIMITED</w:t>
-      </w:r>
-    </w:p>
-    <w:p>
-      <w:pPr>
-        <w:spacing w:before="0" w:after="0"/>
-        <w:jc w:val="left"/>
-      </w:pPr>
-      <w:r>
-        <w:rPr>
-          <w:rFonts w:ascii="Adani" w:hAnsi="Adani"/>
-          <w:b w:val="0"/>
-          <w:sz w:val="20"/>
-          <w:u w:val="none"/>
-        </w:rPr>
-        <w:t>ADANI GREEN ENERGY (TAMILNADU) LIMITED</w:t>
-      </w:r>
-    </w:p>
-    <w:p>
-      <w:pPr>
-        <w:spacing w:before="0" w:after="0"/>
-        <w:jc w:val="left"/>
-      </w:pPr>
-      <w:r>
-        <w:rPr>
-          <w:rFonts w:ascii="Adani" w:hAnsi="Adani"/>
-          <w:b w:val="0"/>
-          <w:sz w:val="20"/>
-          <w:u w:val="none"/>
-        </w:rPr>
-        <w:t>KAMUTHI SOLAR POWER LIMITED</w:t>
-      </w:r>
-    </w:p>
-    <w:p>
-      <w:pPr>
-        <w:spacing w:before="0" w:after="0"/>
-        <w:jc w:val="left"/>
-      </w:pPr>
-      <w:r>
-        <w:rPr>
-          <w:rFonts w:ascii="Adani" w:hAnsi="Adani"/>
-          <w:b w:val="0"/>
-          <w:sz w:val="20"/>
-          <w:u w:val="none"/>
-        </w:rPr>
-        <w:t>ADANI TRANSMISSION (INDIA) LIMITED</w:t>
-      </w:r>
-    </w:p>
-    <w:p>
-      <w:pPr>
         <w:spacing w:before="0" w:after="160"/>
         <w:jc w:val="left"/>
       </w:pPr>
       <w:r>
         <w:rPr>
           <w:rFonts w:ascii="Adani" w:hAnsi="Adani"/>
-          <w:b w:val="0"/>
+          <w:b/>
           <w:sz w:val="20"/>
           <w:u w:val="none"/>
         </w:rPr>
-        <w:t>M &amp; B ENGINEERING LIMITED</w:t>
+        <w:t>SATYA SAI AGROILS PRIVATE LIMITED</w:t>
       </w:r>
     </w:p>
     <w:p>
@@ -408,7 +168,7 @@
           <w:sz w:val="20"/>
           <w:u w:val="none"/>
         </w:rPr>
-        <w:t>, resident of {{DIRECTOR_ADDRESS}}, being a Director in the Company hereby give notice of my interest or concern in the following company or companies, bodies corporate, firms or other association of individuals:—</w:t>
+        <w:t>, resident of 7, Friends Colony, Naranpura, Ahmedabad - 380 013, Gujarat, India, being a Director in the Company hereby give notice of my interest or concern in the following company or companies, bodies corporate, firms or other association of individuals:—</w:t>
       </w:r>
     </w:p>
     <w:tbl>
@@ -1481,290 +1241,6 @@
                 <w:sz w:val="18"/>
                 <w:u w:val="none"/>
               </w:rPr>
-              <w:t>ADANI TRACKS MANAGEMENT SERVICES LIMITED</w:t>
-            </w:r>
-          </w:p>
-        </w:tc>
-        <w:tc>
-          <w:tcPr>
-            <w:tcW w:type="dxa" w:w="1814"/>
-            <w:shd w:val="clear" w:color="auto" w:fill="FFFFFF"/>
-            <w:tcBorders>
-              <w:top w:val="single" w:sz="4" w:space="0" w:color="000000"/>
-              <w:left w:val="single" w:sz="4" w:space="0" w:color="000000"/>
-              <w:bottom w:val="single" w:sz="4" w:space="0" w:color="000000"/>
-              <w:right w:val="single" w:sz="4" w:space="0" w:color="000000"/>
-            </w:tcBorders>
-            <w:vAlign w:val="center"/>
-          </w:tcPr>
-          <w:p>
-            <w:pPr>
-              <w:spacing w:before="40" w:after="40"/>
-              <w:jc w:val="left"/>
-            </w:pPr>
-            <w:r>
-              <w:rPr>
-                <w:rFonts w:ascii="Adani" w:hAnsi="Adani"/>
-                <w:b w:val="0"/>
-                <w:sz w:val="18"/>
-                <w:u w:val="none"/>
-              </w:rPr>
-              <w:t>Director</w:t>
-            </w:r>
-          </w:p>
-        </w:tc>
-        <w:tc>
-          <w:tcPr>
-            <w:tcW w:type="dxa" w:w="1020"/>
-            <w:shd w:val="clear" w:color="auto" w:fill="FFFFFF"/>
-            <w:tcBorders>
-              <w:top w:val="single" w:sz="4" w:space="0" w:color="000000"/>
-              <w:left w:val="single" w:sz="4" w:space="0" w:color="000000"/>
-              <w:bottom w:val="single" w:sz="4" w:space="0" w:color="000000"/>
-              <w:right w:val="single" w:sz="4" w:space="0" w:color="000000"/>
-            </w:tcBorders>
-            <w:vAlign w:val="center"/>
-          </w:tcPr>
-          <w:p>
-            <w:pPr>
-              <w:spacing w:before="40" w:after="40"/>
-              <w:jc w:val="left"/>
-            </w:pPr>
-            <w:r>
-              <w:rPr>
-                <w:rFonts w:ascii="Adani" w:hAnsi="Adani"/>
-                <w:b w:val="0"/>
-                <w:sz w:val="18"/>
-                <w:u w:val="none"/>
-              </w:rPr>
-              <w:t>NIL</w:t>
-            </w:r>
-          </w:p>
-        </w:tc>
-        <w:tc>
-          <w:tcPr>
-            <w:tcW w:type="dxa" w:w="1247"/>
-            <w:shd w:val="clear" w:color="auto" w:fill="FFFFFF"/>
-            <w:tcBorders>
-              <w:top w:val="single" w:sz="4" w:space="0" w:color="000000"/>
-              <w:left w:val="single" w:sz="4" w:space="0" w:color="000000"/>
-              <w:bottom w:val="single" w:sz="4" w:space="0" w:color="000000"/>
-              <w:right w:val="single" w:sz="4" w:space="0" w:color="000000"/>
-            </w:tcBorders>
-            <w:vAlign w:val="center"/>
-          </w:tcPr>
-          <w:p>
-            <w:pPr>
-              <w:spacing w:before="40" w:after="40"/>
-              <w:jc w:val="left"/>
-            </w:pPr>
-            <w:r>
-              <w:rPr>
-                <w:rFonts w:ascii="Adani" w:hAnsi="Adani"/>
-                <w:b w:val="0"/>
-                <w:sz w:val="18"/>
-                <w:u w:val="none"/>
-              </w:rPr>
-              <w:t>22/02/2022</w:t>
-            </w:r>
-          </w:p>
-        </w:tc>
-      </w:tr>
-      <w:tr>
-        <w:tc>
-          <w:tcPr>
-            <w:tcW w:type="dxa" w:w="680"/>
-            <w:shd w:val="clear" w:color="auto" w:fill="FFFFFF"/>
-            <w:tcBorders>
-              <w:top w:val="single" w:sz="4" w:space="0" w:color="000000"/>
-              <w:left w:val="single" w:sz="4" w:space="0" w:color="000000"/>
-              <w:bottom w:val="single" w:sz="4" w:space="0" w:color="000000"/>
-              <w:right w:val="single" w:sz="4" w:space="0" w:color="000000"/>
-            </w:tcBorders>
-            <w:vAlign w:val="center"/>
-          </w:tcPr>
-          <w:p>
-            <w:pPr>
-              <w:spacing w:before="40" w:after="40"/>
-              <w:jc w:val="left"/>
-            </w:pPr>
-            <w:r>
-              <w:rPr>
-                <w:rFonts w:ascii="Adani" w:hAnsi="Adani"/>
-                <w:b w:val="0"/>
-                <w:sz w:val="18"/>
-                <w:u w:val="none"/>
-              </w:rPr>
-              <w:t>8</w:t>
-            </w:r>
-          </w:p>
-        </w:tc>
-        <w:tc>
-          <w:tcPr>
-            <w:tcW w:type="dxa" w:w="3969"/>
-            <w:shd w:val="clear" w:color="auto" w:fill="FFFFFF"/>
-            <w:tcBorders>
-              <w:top w:val="single" w:sz="4" w:space="0" w:color="000000"/>
-              <w:left w:val="single" w:sz="4" w:space="0" w:color="000000"/>
-              <w:bottom w:val="single" w:sz="4" w:space="0" w:color="000000"/>
-              <w:right w:val="single" w:sz="4" w:space="0" w:color="000000"/>
-            </w:tcBorders>
-            <w:vAlign w:val="center"/>
-          </w:tcPr>
-          <w:p>
-            <w:pPr>
-              <w:spacing w:before="40" w:after="40"/>
-              <w:jc w:val="left"/>
-            </w:pPr>
-            <w:r>
-              <w:rPr>
-                <w:rFonts w:ascii="Adani" w:hAnsi="Adani"/>
-                <w:b w:val="0"/>
-                <w:sz w:val="18"/>
-                <w:u w:val="none"/>
-              </w:rPr>
-              <w:t>ADANI AGRI FRESH LIMITED</w:t>
-            </w:r>
-          </w:p>
-        </w:tc>
-        <w:tc>
-          <w:tcPr>
-            <w:tcW w:type="dxa" w:w="1814"/>
-            <w:shd w:val="clear" w:color="auto" w:fill="FFFFFF"/>
-            <w:tcBorders>
-              <w:top w:val="single" w:sz="4" w:space="0" w:color="000000"/>
-              <w:left w:val="single" w:sz="4" w:space="0" w:color="000000"/>
-              <w:bottom w:val="single" w:sz="4" w:space="0" w:color="000000"/>
-              <w:right w:val="single" w:sz="4" w:space="0" w:color="000000"/>
-            </w:tcBorders>
-            <w:vAlign w:val="center"/>
-          </w:tcPr>
-          <w:p>
-            <w:pPr>
-              <w:spacing w:before="40" w:after="40"/>
-              <w:jc w:val="left"/>
-            </w:pPr>
-            <w:r>
-              <w:rPr>
-                <w:rFonts w:ascii="Adani" w:hAnsi="Adani"/>
-                <w:b w:val="0"/>
-                <w:sz w:val="18"/>
-                <w:u w:val="none"/>
-              </w:rPr>
-              <w:t>Director</w:t>
-            </w:r>
-          </w:p>
-        </w:tc>
-        <w:tc>
-          <w:tcPr>
-            <w:tcW w:type="dxa" w:w="1020"/>
-            <w:shd w:val="clear" w:color="auto" w:fill="FFFFFF"/>
-            <w:tcBorders>
-              <w:top w:val="single" w:sz="4" w:space="0" w:color="000000"/>
-              <w:left w:val="single" w:sz="4" w:space="0" w:color="000000"/>
-              <w:bottom w:val="single" w:sz="4" w:space="0" w:color="000000"/>
-              <w:right w:val="single" w:sz="4" w:space="0" w:color="000000"/>
-            </w:tcBorders>
-            <w:vAlign w:val="center"/>
-          </w:tcPr>
-          <w:p>
-            <w:pPr>
-              <w:spacing w:before="40" w:after="40"/>
-              <w:jc w:val="left"/>
-            </w:pPr>
-            <w:r>
-              <w:rPr>
-                <w:rFonts w:ascii="Adani" w:hAnsi="Adani"/>
-                <w:b w:val="0"/>
-                <w:sz w:val="18"/>
-                <w:u w:val="none"/>
-              </w:rPr>
-              <w:t>NIL</w:t>
-            </w:r>
-          </w:p>
-        </w:tc>
-        <w:tc>
-          <w:tcPr>
-            <w:tcW w:type="dxa" w:w="1247"/>
-            <w:shd w:val="clear" w:color="auto" w:fill="FFFFFF"/>
-            <w:tcBorders>
-              <w:top w:val="single" w:sz="4" w:space="0" w:color="000000"/>
-              <w:left w:val="single" w:sz="4" w:space="0" w:color="000000"/>
-              <w:bottom w:val="single" w:sz="4" w:space="0" w:color="000000"/>
-              <w:right w:val="single" w:sz="4" w:space="0" w:color="000000"/>
-            </w:tcBorders>
-            <w:vAlign w:val="center"/>
-          </w:tcPr>
-          <w:p>
-            <w:pPr>
-              <w:spacing w:before="40" w:after="40"/>
-              <w:jc w:val="left"/>
-            </w:pPr>
-            <w:r>
-              <w:rPr>
-                <w:rFonts w:ascii="Adani" w:hAnsi="Adani"/>
-                <w:b w:val="0"/>
-                <w:sz w:val="18"/>
-                <w:u w:val="none"/>
-              </w:rPr>
-              <w:t>01/04/2021</w:t>
-            </w:r>
-          </w:p>
-        </w:tc>
-      </w:tr>
-      <w:tr>
-        <w:tc>
-          <w:tcPr>
-            <w:tcW w:type="dxa" w:w="680"/>
-            <w:shd w:val="clear" w:color="auto" w:fill="FFFFFF"/>
-            <w:tcBorders>
-              <w:top w:val="single" w:sz="4" w:space="0" w:color="000000"/>
-              <w:left w:val="single" w:sz="4" w:space="0" w:color="000000"/>
-              <w:bottom w:val="single" w:sz="4" w:space="0" w:color="000000"/>
-              <w:right w:val="single" w:sz="4" w:space="0" w:color="000000"/>
-            </w:tcBorders>
-            <w:vAlign w:val="center"/>
-          </w:tcPr>
-          <w:p>
-            <w:pPr>
-              <w:spacing w:before="40" w:after="40"/>
-              <w:jc w:val="left"/>
-            </w:pPr>
-            <w:r>
-              <w:rPr>
-                <w:rFonts w:ascii="Adani" w:hAnsi="Adani"/>
-                <w:b w:val="0"/>
-                <w:sz w:val="18"/>
-                <w:u w:val="none"/>
-              </w:rPr>
-              <w:t>9</w:t>
-            </w:r>
-          </w:p>
-        </w:tc>
-        <w:tc>
-          <w:tcPr>
-            <w:tcW w:type="dxa" w:w="3969"/>
-            <w:shd w:val="clear" w:color="auto" w:fill="FFFFFF"/>
-            <w:tcBorders>
-              <w:top w:val="single" w:sz="4" w:space="0" w:color="000000"/>
-              <w:left w:val="single" w:sz="4" w:space="0" w:color="000000"/>
-              <w:bottom w:val="single" w:sz="4" w:space="0" w:color="000000"/>
-              <w:right w:val="single" w:sz="4" w:space="0" w:color="000000"/>
-            </w:tcBorders>
-            <w:vAlign w:val="center"/>
-          </w:tcPr>
-          <w:p>
-            <w:pPr>
-              <w:spacing w:before="40" w:after="40"/>
-              <w:jc w:val="left"/>
-            </w:pPr>
-            <w:r>
-              <w:rPr>
-                <w:rFonts w:ascii="Adani" w:hAnsi="Adani"/>
-                <w:b w:val="0"/>
-                <w:sz w:val="18"/>
-                <w:u w:val="none"/>
-              </w:rPr>
               <w:t>ADANI HAZIRA PORT LIMITED</w:t>
             </w:r>
           </w:p>
@@ -1879,7 +1355,7 @@
                 <w:sz w:val="18"/>
                 <w:u w:val="none"/>
               </w:rPr>
-              <w:t>10</w:t>
+              <w:t>8</w:t>
             </w:r>
           </w:p>
         </w:tc>
@@ -2021,291 +1497,7 @@
                 <w:sz w:val="18"/>
                 <w:u w:val="none"/>
               </w:rPr>
-              <w:t>11</w:t>
-            </w:r>
-          </w:p>
-        </w:tc>
-        <w:tc>
-          <w:tcPr>
-            <w:tcW w:type="dxa" w:w="3969"/>
-            <w:shd w:val="clear" w:color="auto" w:fill="FFFFFF"/>
-            <w:tcBorders>
-              <w:top w:val="single" w:sz="4" w:space="0" w:color="000000"/>
-              <w:left w:val="single" w:sz="4" w:space="0" w:color="000000"/>
-              <w:bottom w:val="single" w:sz="4" w:space="0" w:color="000000"/>
-              <w:right w:val="single" w:sz="4" w:space="0" w:color="000000"/>
-            </w:tcBorders>
-            <w:vAlign w:val="center"/>
-          </w:tcPr>
-          <w:p>
-            <w:pPr>
-              <w:spacing w:before="40" w:after="40"/>
-              <w:jc w:val="left"/>
-            </w:pPr>
-            <w:r>
-              <w:rPr>
-                <w:rFonts w:ascii="Adani" w:hAnsi="Adani"/>
-                <w:b w:val="0"/>
-                <w:sz w:val="18"/>
-                <w:u w:val="none"/>
-              </w:rPr>
-              <w:t>ADANI BUNKERING LIMITED</w:t>
-            </w:r>
-          </w:p>
-        </w:tc>
-        <w:tc>
-          <w:tcPr>
-            <w:tcW w:type="dxa" w:w="1814"/>
-            <w:shd w:val="clear" w:color="auto" w:fill="FFFFFF"/>
-            <w:tcBorders>
-              <w:top w:val="single" w:sz="4" w:space="0" w:color="000000"/>
-              <w:left w:val="single" w:sz="4" w:space="0" w:color="000000"/>
-              <w:bottom w:val="single" w:sz="4" w:space="0" w:color="000000"/>
-              <w:right w:val="single" w:sz="4" w:space="0" w:color="000000"/>
-            </w:tcBorders>
-            <w:vAlign w:val="center"/>
-          </w:tcPr>
-          <w:p>
-            <w:pPr>
-              <w:spacing w:before="40" w:after="40"/>
-              <w:jc w:val="left"/>
-            </w:pPr>
-            <w:r>
-              <w:rPr>
-                <w:rFonts w:ascii="Adani" w:hAnsi="Adani"/>
-                <w:b w:val="0"/>
-                <w:sz w:val="18"/>
-                <w:u w:val="none"/>
-              </w:rPr>
-              <w:t>Director</w:t>
-            </w:r>
-          </w:p>
-        </w:tc>
-        <w:tc>
-          <w:tcPr>
-            <w:tcW w:type="dxa" w:w="1020"/>
-            <w:shd w:val="clear" w:color="auto" w:fill="FFFFFF"/>
-            <w:tcBorders>
-              <w:top w:val="single" w:sz="4" w:space="0" w:color="000000"/>
-              <w:left w:val="single" w:sz="4" w:space="0" w:color="000000"/>
-              <w:bottom w:val="single" w:sz="4" w:space="0" w:color="000000"/>
-              <w:right w:val="single" w:sz="4" w:space="0" w:color="000000"/>
-            </w:tcBorders>
-            <w:vAlign w:val="center"/>
-          </w:tcPr>
-          <w:p>
-            <w:pPr>
-              <w:spacing w:before="40" w:after="40"/>
-              <w:jc w:val="left"/>
-            </w:pPr>
-            <w:r>
-              <w:rPr>
-                <w:rFonts w:ascii="Adani" w:hAnsi="Adani"/>
-                <w:b w:val="0"/>
-                <w:sz w:val="18"/>
-                <w:u w:val="none"/>
-              </w:rPr>
-              <w:t>NIL</w:t>
-            </w:r>
-          </w:p>
-        </w:tc>
-        <w:tc>
-          <w:tcPr>
-            <w:tcW w:type="dxa" w:w="1247"/>
-            <w:shd w:val="clear" w:color="auto" w:fill="FFFFFF"/>
-            <w:tcBorders>
-              <w:top w:val="single" w:sz="4" w:space="0" w:color="000000"/>
-              <w:left w:val="single" w:sz="4" w:space="0" w:color="000000"/>
-              <w:bottom w:val="single" w:sz="4" w:space="0" w:color="000000"/>
-              <w:right w:val="single" w:sz="4" w:space="0" w:color="000000"/>
-            </w:tcBorders>
-            <w:vAlign w:val="center"/>
-          </w:tcPr>
-          <w:p>
-            <w:pPr>
-              <w:spacing w:before="40" w:after="40"/>
-              <w:jc w:val="left"/>
-            </w:pPr>
-            <w:r>
-              <w:rPr>
-                <w:rFonts w:ascii="Adani" w:hAnsi="Adani"/>
-                <w:b w:val="0"/>
-                <w:sz w:val="18"/>
-                <w:u w:val="none"/>
-              </w:rPr>
-              <w:t>31/03/2018</w:t>
-            </w:r>
-          </w:p>
-        </w:tc>
-      </w:tr>
-      <w:tr>
-        <w:tc>
-          <w:tcPr>
-            <w:tcW w:type="dxa" w:w="680"/>
-            <w:shd w:val="clear" w:color="auto" w:fill="FFFFFF"/>
-            <w:tcBorders>
-              <w:top w:val="single" w:sz="4" w:space="0" w:color="000000"/>
-              <w:left w:val="single" w:sz="4" w:space="0" w:color="000000"/>
-              <w:bottom w:val="single" w:sz="4" w:space="0" w:color="000000"/>
-              <w:right w:val="single" w:sz="4" w:space="0" w:color="000000"/>
-            </w:tcBorders>
-            <w:vAlign w:val="center"/>
-          </w:tcPr>
-          <w:p>
-            <w:pPr>
-              <w:spacing w:before="40" w:after="40"/>
-              <w:jc w:val="left"/>
-            </w:pPr>
-            <w:r>
-              <w:rPr>
-                <w:rFonts w:ascii="Adani" w:hAnsi="Adani"/>
-                <w:b w:val="0"/>
-                <w:sz w:val="18"/>
-                <w:u w:val="none"/>
-              </w:rPr>
-              <w:t>12</w:t>
-            </w:r>
-          </w:p>
-        </w:tc>
-        <w:tc>
-          <w:tcPr>
-            <w:tcW w:type="dxa" w:w="3969"/>
-            <w:shd w:val="clear" w:color="auto" w:fill="FFFFFF"/>
-            <w:tcBorders>
-              <w:top w:val="single" w:sz="4" w:space="0" w:color="000000"/>
-              <w:left w:val="single" w:sz="4" w:space="0" w:color="000000"/>
-              <w:bottom w:val="single" w:sz="4" w:space="0" w:color="000000"/>
-              <w:right w:val="single" w:sz="4" w:space="0" w:color="000000"/>
-            </w:tcBorders>
-            <w:vAlign w:val="center"/>
-          </w:tcPr>
-          <w:p>
-            <w:pPr>
-              <w:spacing w:before="40" w:after="40"/>
-              <w:jc w:val="left"/>
-            </w:pPr>
-            <w:r>
-              <w:rPr>
-                <w:rFonts w:ascii="Adani" w:hAnsi="Adani"/>
-                <w:b w:val="0"/>
-                <w:sz w:val="18"/>
-                <w:u w:val="none"/>
-              </w:rPr>
-              <w:t>MAHARASHTRA EASTERN GRID POWER TRANSMISSION COMPANY LIMITED</w:t>
-            </w:r>
-          </w:p>
-        </w:tc>
-        <w:tc>
-          <w:tcPr>
-            <w:tcW w:type="dxa" w:w="1814"/>
-            <w:shd w:val="clear" w:color="auto" w:fill="FFFFFF"/>
-            <w:tcBorders>
-              <w:top w:val="single" w:sz="4" w:space="0" w:color="000000"/>
-              <w:left w:val="single" w:sz="4" w:space="0" w:color="000000"/>
-              <w:bottom w:val="single" w:sz="4" w:space="0" w:color="000000"/>
-              <w:right w:val="single" w:sz="4" w:space="0" w:color="000000"/>
-            </w:tcBorders>
-            <w:vAlign w:val="center"/>
-          </w:tcPr>
-          <w:p>
-            <w:pPr>
-              <w:spacing w:before="40" w:after="40"/>
-              <w:jc w:val="left"/>
-            </w:pPr>
-            <w:r>
-              <w:rPr>
-                <w:rFonts w:ascii="Adani" w:hAnsi="Adani"/>
-                <w:b w:val="0"/>
-                <w:sz w:val="18"/>
-                <w:u w:val="none"/>
-              </w:rPr>
-              <w:t>Director</w:t>
-            </w:r>
-          </w:p>
-        </w:tc>
-        <w:tc>
-          <w:tcPr>
-            <w:tcW w:type="dxa" w:w="1020"/>
-            <w:shd w:val="clear" w:color="auto" w:fill="FFFFFF"/>
-            <w:tcBorders>
-              <w:top w:val="single" w:sz="4" w:space="0" w:color="000000"/>
-              <w:left w:val="single" w:sz="4" w:space="0" w:color="000000"/>
-              <w:bottom w:val="single" w:sz="4" w:space="0" w:color="000000"/>
-              <w:right w:val="single" w:sz="4" w:space="0" w:color="000000"/>
-            </w:tcBorders>
-            <w:vAlign w:val="center"/>
-          </w:tcPr>
-          <w:p>
-            <w:pPr>
-              <w:spacing w:before="40" w:after="40"/>
-              <w:jc w:val="left"/>
-            </w:pPr>
-            <w:r>
-              <w:rPr>
-                <w:rFonts w:ascii="Adani" w:hAnsi="Adani"/>
-                <w:b w:val="0"/>
-                <w:sz w:val="18"/>
-                <w:u w:val="none"/>
-              </w:rPr>
-              <w:t>NIL</w:t>
-            </w:r>
-          </w:p>
-        </w:tc>
-        <w:tc>
-          <w:tcPr>
-            <w:tcW w:type="dxa" w:w="1247"/>
-            <w:shd w:val="clear" w:color="auto" w:fill="FFFFFF"/>
-            <w:tcBorders>
-              <w:top w:val="single" w:sz="4" w:space="0" w:color="000000"/>
-              <w:left w:val="single" w:sz="4" w:space="0" w:color="000000"/>
-              <w:bottom w:val="single" w:sz="4" w:space="0" w:color="000000"/>
-              <w:right w:val="single" w:sz="4" w:space="0" w:color="000000"/>
-            </w:tcBorders>
-            <w:vAlign w:val="center"/>
-          </w:tcPr>
-          <w:p>
-            <w:pPr>
-              <w:spacing w:before="40" w:after="40"/>
-              <w:jc w:val="left"/>
-            </w:pPr>
-            <w:r>
-              <w:rPr>
-                <w:rFonts w:ascii="Adani" w:hAnsi="Adani"/>
-                <w:b w:val="0"/>
-                <w:sz w:val="18"/>
-                <w:u w:val="none"/>
-              </w:rPr>
-              <w:t>23/03/2018</w:t>
-            </w:r>
-          </w:p>
-        </w:tc>
-      </w:tr>
-      <w:tr>
-        <w:tc>
-          <w:tcPr>
-            <w:tcW w:type="dxa" w:w="680"/>
-            <w:shd w:val="clear" w:color="auto" w:fill="FFFFFF"/>
-            <w:tcBorders>
-              <w:top w:val="single" w:sz="4" w:space="0" w:color="000000"/>
-              <w:left w:val="single" w:sz="4" w:space="0" w:color="000000"/>
-              <w:bottom w:val="single" w:sz="4" w:space="0" w:color="000000"/>
-              <w:right w:val="single" w:sz="4" w:space="0" w:color="000000"/>
-            </w:tcBorders>
-            <w:vAlign w:val="center"/>
-          </w:tcPr>
-          <w:p>
-            <w:pPr>
-              <w:spacing w:before="40" w:after="40"/>
-              <w:jc w:val="left"/>
-            </w:pPr>
-            <w:r>
-              <w:rPr>
-                <w:rFonts w:ascii="Adani" w:hAnsi="Adani"/>
-                <w:b w:val="0"/>
-                <w:sz w:val="18"/>
-                <w:u w:val="none"/>
-              </w:rPr>
-              <w:t>13</w:t>
+              <w:t>9</w:t>
             </w:r>
           </w:p>
         </w:tc>
@@ -2447,7 +1639,7 @@
                 <w:sz w:val="18"/>
                 <w:u w:val="none"/>
               </w:rPr>
-              <w:t>14</w:t>
+              <w:t>10</w:t>
             </w:r>
           </w:p>
         </w:tc>
@@ -2475,291 +1667,7 @@
                 <w:sz w:val="18"/>
                 <w:u w:val="none"/>
               </w:rPr>
-              <w:t>ADANI GREEN ENERGY (TAMILNADU) LIMITED</w:t>
-            </w:r>
-          </w:p>
-        </w:tc>
-        <w:tc>
-          <w:tcPr>
-            <w:tcW w:type="dxa" w:w="1814"/>
-            <w:shd w:val="clear" w:color="auto" w:fill="FFFFFF"/>
-            <w:tcBorders>
-              <w:top w:val="single" w:sz="4" w:space="0" w:color="000000"/>
-              <w:left w:val="single" w:sz="4" w:space="0" w:color="000000"/>
-              <w:bottom w:val="single" w:sz="4" w:space="0" w:color="000000"/>
-              <w:right w:val="single" w:sz="4" w:space="0" w:color="000000"/>
-            </w:tcBorders>
-            <w:vAlign w:val="center"/>
-          </w:tcPr>
-          <w:p>
-            <w:pPr>
-              <w:spacing w:before="40" w:after="40"/>
-              <w:jc w:val="left"/>
-            </w:pPr>
-            <w:r>
-              <w:rPr>
-                <w:rFonts w:ascii="Adani" w:hAnsi="Adani"/>
-                <w:b w:val="0"/>
-                <w:sz w:val="18"/>
-                <w:u w:val="none"/>
-              </w:rPr>
-              <w:t>Director</w:t>
-            </w:r>
-          </w:p>
-        </w:tc>
-        <w:tc>
-          <w:tcPr>
-            <w:tcW w:type="dxa" w:w="1020"/>
-            <w:shd w:val="clear" w:color="auto" w:fill="FFFFFF"/>
-            <w:tcBorders>
-              <w:top w:val="single" w:sz="4" w:space="0" w:color="000000"/>
-              <w:left w:val="single" w:sz="4" w:space="0" w:color="000000"/>
-              <w:bottom w:val="single" w:sz="4" w:space="0" w:color="000000"/>
-              <w:right w:val="single" w:sz="4" w:space="0" w:color="000000"/>
-            </w:tcBorders>
-            <w:vAlign w:val="center"/>
-          </w:tcPr>
-          <w:p>
-            <w:pPr>
-              <w:spacing w:before="40" w:after="40"/>
-              <w:jc w:val="left"/>
-            </w:pPr>
-            <w:r>
-              <w:rPr>
-                <w:rFonts w:ascii="Adani" w:hAnsi="Adani"/>
-                <w:b w:val="0"/>
-                <w:sz w:val="18"/>
-                <w:u w:val="none"/>
-              </w:rPr>
-              <w:t>NIL</w:t>
-            </w:r>
-          </w:p>
-        </w:tc>
-        <w:tc>
-          <w:tcPr>
-            <w:tcW w:type="dxa" w:w="1247"/>
-            <w:shd w:val="clear" w:color="auto" w:fill="FFFFFF"/>
-            <w:tcBorders>
-              <w:top w:val="single" w:sz="4" w:space="0" w:color="000000"/>
-              <w:left w:val="single" w:sz="4" w:space="0" w:color="000000"/>
-              <w:bottom w:val="single" w:sz="4" w:space="0" w:color="000000"/>
-              <w:right w:val="single" w:sz="4" w:space="0" w:color="000000"/>
-            </w:tcBorders>
-            <w:vAlign w:val="center"/>
-          </w:tcPr>
-          <w:p>
-            <w:pPr>
-              <w:spacing w:before="40" w:after="40"/>
-              <w:jc w:val="left"/>
-            </w:pPr>
-            <w:r>
-              <w:rPr>
-                <w:rFonts w:ascii="Adani" w:hAnsi="Adani"/>
-                <w:b w:val="0"/>
-                <w:sz w:val="18"/>
-                <w:u w:val="none"/>
-              </w:rPr>
-              <w:t>20/08/2016</w:t>
-            </w:r>
-          </w:p>
-        </w:tc>
-      </w:tr>
-      <w:tr>
-        <w:tc>
-          <w:tcPr>
-            <w:tcW w:type="dxa" w:w="680"/>
-            <w:shd w:val="clear" w:color="auto" w:fill="FFFFFF"/>
-            <w:tcBorders>
-              <w:top w:val="single" w:sz="4" w:space="0" w:color="000000"/>
-              <w:left w:val="single" w:sz="4" w:space="0" w:color="000000"/>
-              <w:bottom w:val="single" w:sz="4" w:space="0" w:color="000000"/>
-              <w:right w:val="single" w:sz="4" w:space="0" w:color="000000"/>
-            </w:tcBorders>
-            <w:vAlign w:val="center"/>
-          </w:tcPr>
-          <w:p>
-            <w:pPr>
-              <w:spacing w:before="40" w:after="40"/>
-              <w:jc w:val="left"/>
-            </w:pPr>
-            <w:r>
-              <w:rPr>
-                <w:rFonts w:ascii="Adani" w:hAnsi="Adani"/>
-                <w:b w:val="0"/>
-                <w:sz w:val="18"/>
-                <w:u w:val="none"/>
-              </w:rPr>
-              <w:t>15</w:t>
-            </w:r>
-          </w:p>
-        </w:tc>
-        <w:tc>
-          <w:tcPr>
-            <w:tcW w:type="dxa" w:w="3969"/>
-            <w:shd w:val="clear" w:color="auto" w:fill="FFFFFF"/>
-            <w:tcBorders>
-              <w:top w:val="single" w:sz="4" w:space="0" w:color="000000"/>
-              <w:left w:val="single" w:sz="4" w:space="0" w:color="000000"/>
-              <w:bottom w:val="single" w:sz="4" w:space="0" w:color="000000"/>
-              <w:right w:val="single" w:sz="4" w:space="0" w:color="000000"/>
-            </w:tcBorders>
-            <w:vAlign w:val="center"/>
-          </w:tcPr>
-          <w:p>
-            <w:pPr>
-              <w:spacing w:before="40" w:after="40"/>
-              <w:jc w:val="left"/>
-            </w:pPr>
-            <w:r>
-              <w:rPr>
-                <w:rFonts w:ascii="Adani" w:hAnsi="Adani"/>
-                <w:b w:val="0"/>
-                <w:sz w:val="18"/>
-                <w:u w:val="none"/>
-              </w:rPr>
-              <w:t>KAMUTHI SOLAR POWER LIMITED</w:t>
-            </w:r>
-          </w:p>
-        </w:tc>
-        <w:tc>
-          <w:tcPr>
-            <w:tcW w:type="dxa" w:w="1814"/>
-            <w:shd w:val="clear" w:color="auto" w:fill="FFFFFF"/>
-            <w:tcBorders>
-              <w:top w:val="single" w:sz="4" w:space="0" w:color="000000"/>
-              <w:left w:val="single" w:sz="4" w:space="0" w:color="000000"/>
-              <w:bottom w:val="single" w:sz="4" w:space="0" w:color="000000"/>
-              <w:right w:val="single" w:sz="4" w:space="0" w:color="000000"/>
-            </w:tcBorders>
-            <w:vAlign w:val="center"/>
-          </w:tcPr>
-          <w:p>
-            <w:pPr>
-              <w:spacing w:before="40" w:after="40"/>
-              <w:jc w:val="left"/>
-            </w:pPr>
-            <w:r>
-              <w:rPr>
-                <w:rFonts w:ascii="Adani" w:hAnsi="Adani"/>
-                <w:b w:val="0"/>
-                <w:sz w:val="18"/>
-                <w:u w:val="none"/>
-              </w:rPr>
-              <w:t>Director</w:t>
-            </w:r>
-          </w:p>
-        </w:tc>
-        <w:tc>
-          <w:tcPr>
-            <w:tcW w:type="dxa" w:w="1020"/>
-            <w:shd w:val="clear" w:color="auto" w:fill="FFFFFF"/>
-            <w:tcBorders>
-              <w:top w:val="single" w:sz="4" w:space="0" w:color="000000"/>
-              <w:left w:val="single" w:sz="4" w:space="0" w:color="000000"/>
-              <w:bottom w:val="single" w:sz="4" w:space="0" w:color="000000"/>
-              <w:right w:val="single" w:sz="4" w:space="0" w:color="000000"/>
-            </w:tcBorders>
-            <w:vAlign w:val="center"/>
-          </w:tcPr>
-          <w:p>
-            <w:pPr>
-              <w:spacing w:before="40" w:after="40"/>
-              <w:jc w:val="left"/>
-            </w:pPr>
-            <w:r>
-              <w:rPr>
-                <w:rFonts w:ascii="Adani" w:hAnsi="Adani"/>
-                <w:b w:val="0"/>
-                <w:sz w:val="18"/>
-                <w:u w:val="none"/>
-              </w:rPr>
-              <w:t>NIL</w:t>
-            </w:r>
-          </w:p>
-        </w:tc>
-        <w:tc>
-          <w:tcPr>
-            <w:tcW w:type="dxa" w:w="1247"/>
-            <w:shd w:val="clear" w:color="auto" w:fill="FFFFFF"/>
-            <w:tcBorders>
-              <w:top w:val="single" w:sz="4" w:space="0" w:color="000000"/>
-              <w:left w:val="single" w:sz="4" w:space="0" w:color="000000"/>
-              <w:bottom w:val="single" w:sz="4" w:space="0" w:color="000000"/>
-              <w:right w:val="single" w:sz="4" w:space="0" w:color="000000"/>
-            </w:tcBorders>
-            <w:vAlign w:val="center"/>
-          </w:tcPr>
-          <w:p>
-            <w:pPr>
-              <w:spacing w:before="40" w:after="40"/>
-              <w:jc w:val="left"/>
-            </w:pPr>
-            <w:r>
-              <w:rPr>
-                <w:rFonts w:ascii="Adani" w:hAnsi="Adani"/>
-                <w:b w:val="0"/>
-                <w:sz w:val="18"/>
-                <w:u w:val="none"/>
-              </w:rPr>
-              <w:t>19/08/2016</w:t>
-            </w:r>
-          </w:p>
-        </w:tc>
-      </w:tr>
-      <w:tr>
-        <w:tc>
-          <w:tcPr>
-            <w:tcW w:type="dxa" w:w="680"/>
-            <w:shd w:val="clear" w:color="auto" w:fill="FFFFFF"/>
-            <w:tcBorders>
-              <w:top w:val="single" w:sz="4" w:space="0" w:color="000000"/>
-              <w:left w:val="single" w:sz="4" w:space="0" w:color="000000"/>
-              <w:bottom w:val="single" w:sz="4" w:space="0" w:color="000000"/>
-              <w:right w:val="single" w:sz="4" w:space="0" w:color="000000"/>
-            </w:tcBorders>
-            <w:vAlign w:val="center"/>
-          </w:tcPr>
-          <w:p>
-            <w:pPr>
-              <w:spacing w:before="40" w:after="40"/>
-              <w:jc w:val="left"/>
-            </w:pPr>
-            <w:r>
-              <w:rPr>
-                <w:rFonts w:ascii="Adani" w:hAnsi="Adani"/>
-                <w:b w:val="0"/>
-                <w:sz w:val="18"/>
-                <w:u w:val="none"/>
-              </w:rPr>
-              <w:t>16</w:t>
-            </w:r>
-          </w:p>
-        </w:tc>
-        <w:tc>
-          <w:tcPr>
-            <w:tcW w:type="dxa" w:w="3969"/>
-            <w:shd w:val="clear" w:color="auto" w:fill="FFFFFF"/>
-            <w:tcBorders>
-              <w:top w:val="single" w:sz="4" w:space="0" w:color="000000"/>
-              <w:left w:val="single" w:sz="4" w:space="0" w:color="000000"/>
-              <w:bottom w:val="single" w:sz="4" w:space="0" w:color="000000"/>
-              <w:right w:val="single" w:sz="4" w:space="0" w:color="000000"/>
-            </w:tcBorders>
-            <w:vAlign w:val="center"/>
-          </w:tcPr>
-          <w:p>
-            <w:pPr>
-              <w:spacing w:before="40" w:after="40"/>
-              <w:jc w:val="left"/>
-            </w:pPr>
-            <w:r>
-              <w:rPr>
-                <w:rFonts w:ascii="Adani" w:hAnsi="Adani"/>
-                <w:b w:val="0"/>
-                <w:sz w:val="18"/>
-                <w:u w:val="none"/>
-              </w:rPr>
-              <w:t>ADANI TRANSMISSION (INDIA) LIMITED</w:t>
+              <w:t>SATYA SAI AGROILS PRIVATE LIMITED</w:t>
             </w:r>
           </w:p>
         </w:tc>
@@ -2873,7 +1781,7 @@
                 <w:sz w:val="18"/>
                 <w:u w:val="none"/>
               </w:rPr>
-              <w:t>17</w:t>
+              <w:t>11</w:t>
             </w:r>
           </w:p>
         </w:tc>
@@ -3015,7 +1923,7 @@
                 <w:sz w:val="18"/>
                 <w:u w:val="none"/>
               </w:rPr>
-              <w:t>18</w:t>
+              <w:t>12</w:t>
             </w:r>
           </w:p>
         </w:tc>
@@ -3364,7 +2272,7 @@
                 <w:sz w:val="18"/>
                 <w:u w:val="none"/>
               </w:rPr>
-              <w:t>Date:   07th May, 2026</w:t>
+              <w:t>Date:   15th May, 2026</w:t>
             </w:r>
           </w:p>
         </w:tc>
@@ -3630,174 +2538,441 @@
         <w:t>:</w:t>
       </w:r>
     </w:p>
-    <w:p>
-      <w:pPr>
-        <w:pStyle w:val="ListNumber"/>
-        <w:spacing w:before="0" w:after="40"/>
-        <w:ind w:left="720"/>
-      </w:pPr>
-      <w:r>
-        <w:rPr>
-          <w:rFonts w:ascii="Adani" w:hAnsi="Adani"/>
-          <w:b w:val="0"/>
-          <w:sz w:val="20"/>
-          <w:u w:val="none"/>
-        </w:rPr>
-        <w:t>Father</w:t>
-        <w:tab/>
-        <w:tab/>
-        <w:t>:</w:t>
-        <w:tab/>
-        <w:t>NIL</w:t>
-      </w:r>
-    </w:p>
-    <w:p>
-      <w:pPr>
-        <w:pStyle w:val="ListNumber"/>
-        <w:spacing w:before="0" w:after="40"/>
-        <w:ind w:left="720"/>
-      </w:pPr>
-      <w:r>
-        <w:rPr>
-          <w:rFonts w:ascii="Adani" w:hAnsi="Adani"/>
-          <w:b w:val="0"/>
-          <w:sz w:val="20"/>
-          <w:u w:val="none"/>
-        </w:rPr>
-        <w:t>Mother</w:t>
-        <w:tab/>
-        <w:tab/>
-        <w:t>:</w:t>
-        <w:tab/>
-        <w:t>NIL</w:t>
-      </w:r>
-    </w:p>
-    <w:p>
-      <w:pPr>
-        <w:pStyle w:val="ListNumber"/>
-        <w:spacing w:before="0" w:after="40"/>
-        <w:ind w:left="720"/>
-      </w:pPr>
-      <w:r>
-        <w:rPr>
-          <w:rFonts w:ascii="Adani" w:hAnsi="Adani"/>
-          <w:b w:val="0"/>
-          <w:sz w:val="20"/>
-          <w:u w:val="none"/>
-        </w:rPr>
-        <w:t>Son</w:t>
-        <w:tab/>
-        <w:tab/>
-        <w:t>:</w:t>
-        <w:tab/>
-        <w:t>NIL</w:t>
-      </w:r>
-    </w:p>
-    <w:p>
-      <w:pPr>
-        <w:pStyle w:val="ListNumber"/>
-        <w:spacing w:before="0" w:after="40"/>
-        <w:ind w:left="720"/>
-      </w:pPr>
-      <w:r>
-        <w:rPr>
-          <w:rFonts w:ascii="Adani" w:hAnsi="Adani"/>
-          <w:b w:val="0"/>
-          <w:sz w:val="20"/>
-          <w:u w:val="none"/>
-        </w:rPr>
-        <w:t>Son's Wife</w:t>
-        <w:tab/>
-        <w:tab/>
-        <w:t>:</w:t>
-        <w:tab/>
-        <w:t>NIL</w:t>
-      </w:r>
-    </w:p>
-    <w:p>
-      <w:pPr>
-        <w:pStyle w:val="ListNumber"/>
-        <w:spacing w:before="0" w:after="40"/>
-        <w:ind w:left="720"/>
-      </w:pPr>
-      <w:r>
-        <w:rPr>
-          <w:rFonts w:ascii="Adani" w:hAnsi="Adani"/>
-          <w:b w:val="0"/>
-          <w:sz w:val="20"/>
-          <w:u w:val="none"/>
-        </w:rPr>
-        <w:t>Daughter</w:t>
-        <w:tab/>
-        <w:tab/>
-        <w:t>:</w:t>
-        <w:tab/>
-        <w:t>NIL</w:t>
-      </w:r>
-    </w:p>
-    <w:p>
-      <w:pPr>
-        <w:pStyle w:val="ListNumber"/>
-        <w:spacing w:before="0" w:after="40"/>
-        <w:ind w:left="720"/>
-      </w:pPr>
-      <w:r>
-        <w:rPr>
-          <w:rFonts w:ascii="Adani" w:hAnsi="Adani"/>
-          <w:b w:val="0"/>
-          <w:sz w:val="20"/>
-          <w:u w:val="none"/>
-        </w:rPr>
-        <w:t>Daughter's Husband</w:t>
-        <w:tab/>
-        <w:tab/>
-        <w:t>:</w:t>
-        <w:tab/>
-        <w:t>NIL</w:t>
-      </w:r>
-    </w:p>
-    <w:p>
-      <w:pPr>
-        <w:pStyle w:val="ListNumber"/>
-        <w:spacing w:before="0" w:after="40"/>
-        <w:ind w:left="720"/>
-      </w:pPr>
-      <w:r>
-        <w:rPr>
-          <w:rFonts w:ascii="Adani" w:hAnsi="Adani"/>
-          <w:b w:val="0"/>
-          <w:sz w:val="20"/>
-          <w:u w:val="none"/>
-        </w:rPr>
-        <w:t>Brother</w:t>
-        <w:tab/>
-        <w:tab/>
-        <w:t>:</w:t>
-        <w:tab/>
-        <w:t>NIL</w:t>
-      </w:r>
-    </w:p>
-    <w:p>
-      <w:pPr>
-        <w:pStyle w:val="ListNumber"/>
-        <w:spacing w:before="0" w:after="40"/>
-        <w:ind w:left="720"/>
-      </w:pPr>
-      <w:r>
-        <w:rPr>
-          <w:rFonts w:ascii="Adani" w:hAnsi="Adani"/>
-          <w:b w:val="0"/>
-          <w:sz w:val="20"/>
-          <w:u w:val="none"/>
-        </w:rPr>
-        <w:t>Sister</w:t>
-        <w:tab/>
-        <w:tab/>
-        <w:t>:</w:t>
-        <w:tab/>
-        <w:t>NIL</w:t>
-      </w:r>
-    </w:p>
+    <w:tbl>
+      <w:tblPr>
+        <w:tblW w:type="auto" w:w="0"/>
+        <w:jc w:val="left"/>
+        <w:tblLook w:firstColumn="1" w:firstRow="1" w:lastColumn="0" w:lastRow="0" w:noHBand="0" w:noVBand="1" w:val="04A0"/>
+      </w:tblPr>
+      <w:tblGrid>
+        <w:gridCol w:w="4536"/>
+        <w:gridCol w:w="4536"/>
+      </w:tblGrid>
+      <w:tr>
+        <w:tc>
+          <w:tcPr>
+            <w:tcW w:type="dxa" w:w="4536"/>
+            <w:tcBorders>
+              <w:top w:val="none"/>
+              <w:bottom w:val="none"/>
+              <w:left w:val="none"/>
+              <w:right w:val="none"/>
+            </w:tcBorders>
+          </w:tcPr>
+          <w:p>
+            <w:pPr>
+              <w:ind w:left="720"/>
+            </w:pPr>
+            <w:r>
+              <w:rPr>
+                <w:rFonts w:ascii="Adani" w:hAnsi="Adani"/>
+                <w:b w:val="0"/>
+                <w:sz w:val="20"/>
+                <w:u w:val="none"/>
+              </w:rPr>
+              <w:t>1.</w:t>
+              <w:tab/>
+              <w:t>Father</w:t>
+              <w:tab/>
+              <w:t>:</w:t>
+            </w:r>
+          </w:p>
+        </w:tc>
+        <w:tc>
+          <w:tcPr>
+            <w:tcW w:type="dxa" w:w="4536"/>
+            <w:tcBorders>
+              <w:top w:val="none"/>
+              <w:bottom w:val="none"/>
+              <w:left w:val="none"/>
+              <w:right w:val="none"/>
+            </w:tcBorders>
+          </w:tcPr>
+          <w:p>
+            <w:r>
+              <w:rPr>
+                <w:rFonts w:ascii="Adani" w:hAnsi="Adani"/>
+                <w:b w:val="0"/>
+                <w:sz w:val="20"/>
+                <w:u w:val="none"/>
+              </w:rPr>
+              <w:t>NIL</w:t>
+            </w:r>
+          </w:p>
+        </w:tc>
+      </w:tr>
+      <w:tr>
+        <w:tc>
+          <w:tcPr>
+            <w:tcW w:type="dxa" w:w="4536"/>
+            <w:tcBorders>
+              <w:top w:val="none"/>
+              <w:bottom w:val="none"/>
+              <w:left w:val="none"/>
+              <w:right w:val="none"/>
+            </w:tcBorders>
+          </w:tcPr>
+          <w:p>
+            <w:pPr>
+              <w:ind w:left="720"/>
+            </w:pPr>
+            <w:r>
+              <w:rPr>
+                <w:rFonts w:ascii="Adani" w:hAnsi="Adani"/>
+                <w:b w:val="0"/>
+                <w:sz w:val="20"/>
+                <w:u w:val="none"/>
+              </w:rPr>
+              <w:t>2.</w:t>
+              <w:tab/>
+              <w:t>Mother</w:t>
+              <w:tab/>
+              <w:t>:</w:t>
+            </w:r>
+          </w:p>
+        </w:tc>
+        <w:tc>
+          <w:tcPr>
+            <w:tcW w:type="dxa" w:w="4536"/>
+            <w:tcBorders>
+              <w:top w:val="none"/>
+              <w:bottom w:val="none"/>
+              <w:left w:val="none"/>
+              <w:right w:val="none"/>
+            </w:tcBorders>
+          </w:tcPr>
+          <w:p>
+            <w:r>
+              <w:rPr>
+                <w:rFonts w:ascii="Adani" w:hAnsi="Adani"/>
+                <w:b w:val="0"/>
+                <w:sz w:val="20"/>
+                <w:u w:val="none"/>
+              </w:rPr>
+              <w:t>NIL</w:t>
+            </w:r>
+          </w:p>
+        </w:tc>
+      </w:tr>
+      <w:tr>
+        <w:tc>
+          <w:tcPr>
+            <w:tcW w:type="dxa" w:w="4536"/>
+            <w:tcBorders>
+              <w:top w:val="none"/>
+              <w:bottom w:val="none"/>
+              <w:left w:val="none"/>
+              <w:right w:val="none"/>
+            </w:tcBorders>
+          </w:tcPr>
+          <w:p>
+            <w:pPr>
+              <w:ind w:left="720"/>
+            </w:pPr>
+            <w:r>
+              <w:rPr>
+                <w:rFonts w:ascii="Adani" w:hAnsi="Adani"/>
+                <w:b w:val="0"/>
+                <w:sz w:val="20"/>
+                <w:u w:val="none"/>
+              </w:rPr>
+              <w:t>3.</w:t>
+              <w:tab/>
+              <w:t>Son</w:t>
+              <w:tab/>
+              <w:t>:</w:t>
+            </w:r>
+          </w:p>
+        </w:tc>
+        <w:tc>
+          <w:tcPr>
+            <w:tcW w:type="dxa" w:w="4536"/>
+            <w:tcBorders>
+              <w:top w:val="none"/>
+              <w:bottom w:val="none"/>
+              <w:left w:val="none"/>
+              <w:right w:val="none"/>
+            </w:tcBorders>
+          </w:tcPr>
+          <w:p>
+            <w:r>
+              <w:rPr>
+                <w:rFonts w:ascii="Adani" w:hAnsi="Adani"/>
+                <w:b w:val="0"/>
+                <w:sz w:val="20"/>
+                <w:u w:val="none"/>
+              </w:rPr>
+              <w:t>NIL</w:t>
+            </w:r>
+          </w:p>
+        </w:tc>
+      </w:tr>
+      <w:tr>
+        <w:tc>
+          <w:tcPr>
+            <w:tcW w:type="dxa" w:w="4536"/>
+            <w:tcBorders>
+              <w:top w:val="none"/>
+              <w:bottom w:val="none"/>
+              <w:left w:val="none"/>
+              <w:right w:val="none"/>
+            </w:tcBorders>
+          </w:tcPr>
+          <w:p>
+            <w:pPr>
+              <w:ind w:left="720"/>
+            </w:pPr>
+            <w:r>
+              <w:rPr>
+                <w:rFonts w:ascii="Adani" w:hAnsi="Adani"/>
+                <w:b w:val="0"/>
+                <w:sz w:val="20"/>
+                <w:u w:val="none"/>
+              </w:rPr>
+              <w:t>4.</w:t>
+              <w:tab/>
+              <w:t>Son's Wife</w:t>
+              <w:tab/>
+              <w:t>:</w:t>
+            </w:r>
+          </w:p>
+        </w:tc>
+        <w:tc>
+          <w:tcPr>
+            <w:tcW w:type="dxa" w:w="4536"/>
+            <w:tcBorders>
+              <w:top w:val="none"/>
+              <w:bottom w:val="none"/>
+              <w:left w:val="none"/>
+              <w:right w:val="none"/>
+            </w:tcBorders>
+          </w:tcPr>
+          <w:p>
+            <w:r>
+              <w:rPr>
+                <w:rFonts w:ascii="Adani" w:hAnsi="Adani"/>
+                <w:b w:val="0"/>
+                <w:sz w:val="20"/>
+                <w:u w:val="none"/>
+              </w:rPr>
+              <w:t>NIL</w:t>
+            </w:r>
+          </w:p>
+        </w:tc>
+      </w:tr>
+      <w:tr>
+        <w:tc>
+          <w:tcPr>
+            <w:tcW w:type="dxa" w:w="4536"/>
+            <w:tcBorders>
+              <w:top w:val="none"/>
+              <w:bottom w:val="none"/>
+              <w:left w:val="none"/>
+              <w:right w:val="none"/>
+            </w:tcBorders>
+          </w:tcPr>
+          <w:p>
+            <w:pPr>
+              <w:ind w:left="720"/>
+            </w:pPr>
+            <w:r>
+              <w:rPr>
+                <w:rFonts w:ascii="Adani" w:hAnsi="Adani"/>
+                <w:b w:val="0"/>
+                <w:sz w:val="20"/>
+                <w:u w:val="none"/>
+              </w:rPr>
+              <w:t>5.</w:t>
+              <w:tab/>
+              <w:t>Daughter</w:t>
+              <w:tab/>
+              <w:t>:</w:t>
+            </w:r>
+          </w:p>
+        </w:tc>
+        <w:tc>
+          <w:tcPr>
+            <w:tcW w:type="dxa" w:w="4536"/>
+            <w:tcBorders>
+              <w:top w:val="none"/>
+              <w:bottom w:val="none"/>
+              <w:left w:val="none"/>
+              <w:right w:val="none"/>
+            </w:tcBorders>
+          </w:tcPr>
+          <w:p>
+            <w:r>
+              <w:rPr>
+                <w:rFonts w:ascii="Adani" w:hAnsi="Adani"/>
+                <w:b w:val="0"/>
+                <w:sz w:val="20"/>
+                <w:u w:val="none"/>
+              </w:rPr>
+              <w:t>NIL</w:t>
+            </w:r>
+          </w:p>
+        </w:tc>
+      </w:tr>
+      <w:tr>
+        <w:tc>
+          <w:tcPr>
+            <w:tcW w:type="dxa" w:w="4536"/>
+            <w:tcBorders>
+              <w:top w:val="none"/>
+              <w:bottom w:val="none"/>
+              <w:left w:val="none"/>
+              <w:right w:val="none"/>
+            </w:tcBorders>
+          </w:tcPr>
+          <w:p>
+            <w:pPr>
+              <w:ind w:left="720"/>
+            </w:pPr>
+            <w:r>
+              <w:rPr>
+                <w:rFonts w:ascii="Adani" w:hAnsi="Adani"/>
+                <w:b w:val="0"/>
+                <w:sz w:val="20"/>
+                <w:u w:val="none"/>
+              </w:rPr>
+              <w:t>6.</w:t>
+              <w:tab/>
+              <w:t>Daughter's Husband</w:t>
+              <w:tab/>
+              <w:t>:</w:t>
+            </w:r>
+          </w:p>
+        </w:tc>
+        <w:tc>
+          <w:tcPr>
+            <w:tcW w:type="dxa" w:w="4536"/>
+            <w:tcBorders>
+              <w:top w:val="none"/>
+              <w:bottom w:val="none"/>
+              <w:left w:val="none"/>
+              <w:right w:val="none"/>
+            </w:tcBorders>
+          </w:tcPr>
+          <w:p>
+            <w:r>
+              <w:rPr>
+                <w:rFonts w:ascii="Adani" w:hAnsi="Adani"/>
+                <w:b w:val="0"/>
+                <w:sz w:val="20"/>
+                <w:u w:val="none"/>
+              </w:rPr>
+              <w:t>NIL</w:t>
+            </w:r>
+          </w:p>
+        </w:tc>
+      </w:tr>
+      <w:tr>
+        <w:tc>
+          <w:tcPr>
+            <w:tcW w:type="dxa" w:w="4536"/>
+            <w:tcBorders>
+              <w:top w:val="none"/>
+              <w:bottom w:val="none"/>
+              <w:left w:val="none"/>
+              <w:right w:val="none"/>
+            </w:tcBorders>
+          </w:tcPr>
+          <w:p>
+            <w:pPr>
+              <w:ind w:left="720"/>
+            </w:pPr>
+            <w:r>
+              <w:rPr>
+                <w:rFonts w:ascii="Adani" w:hAnsi="Adani"/>
+                <w:b w:val="0"/>
+                <w:sz w:val="20"/>
+                <w:u w:val="none"/>
+              </w:rPr>
+              <w:t>7.</w:t>
+              <w:tab/>
+              <w:t>Brother</w:t>
+              <w:tab/>
+              <w:t>:</w:t>
+            </w:r>
+          </w:p>
+        </w:tc>
+        <w:tc>
+          <w:tcPr>
+            <w:tcW w:type="dxa" w:w="4536"/>
+            <w:tcBorders>
+              <w:top w:val="none"/>
+              <w:bottom w:val="none"/>
+              <w:left w:val="none"/>
+              <w:right w:val="none"/>
+            </w:tcBorders>
+          </w:tcPr>
+          <w:p>
+            <w:r>
+              <w:rPr>
+                <w:rFonts w:ascii="Adani" w:hAnsi="Adani"/>
+                <w:b w:val="0"/>
+                <w:sz w:val="20"/>
+                <w:u w:val="none"/>
+              </w:rPr>
+              <w:t>NIL</w:t>
+            </w:r>
+          </w:p>
+        </w:tc>
+      </w:tr>
+      <w:tr>
+        <w:tc>
+          <w:tcPr>
+            <w:tcW w:type="dxa" w:w="4536"/>
+            <w:tcBorders>
+              <w:top w:val="none"/>
+              <w:bottom w:val="none"/>
+              <w:left w:val="none"/>
+              <w:right w:val="none"/>
+            </w:tcBorders>
+          </w:tcPr>
+          <w:p>
+            <w:pPr>
+              <w:ind w:left="720"/>
+            </w:pPr>
+            <w:r>
+              <w:rPr>
+                <w:rFonts w:ascii="Adani" w:hAnsi="Adani"/>
+                <w:b w:val="0"/>
+                <w:sz w:val="20"/>
+                <w:u w:val="none"/>
+              </w:rPr>
+              <w:t>8.</w:t>
+              <w:tab/>
+              <w:t>Sister</w:t>
+              <w:tab/>
+              <w:t>:</w:t>
+            </w:r>
+          </w:p>
+        </w:tc>
+        <w:tc>
+          <w:tcPr>
+            <w:tcW w:type="dxa" w:w="4536"/>
+            <w:tcBorders>
+              <w:top w:val="none"/>
+              <w:bottom w:val="none"/>
+              <w:left w:val="none"/>
+              <w:right w:val="none"/>
+            </w:tcBorders>
+          </w:tcPr>
+          <w:p>
+            <w:r>
+              <w:rPr>
+                <w:rFonts w:ascii="Adani" w:hAnsi="Adani"/>
+                <w:b w:val="0"/>
+                <w:sz w:val="20"/>
+                <w:u w:val="none"/>
+              </w:rPr>
+              <w:t>NIL</w:t>
+            </w:r>
+          </w:p>
+        </w:tc>
+      </w:tr>
+    </w:tbl>
     <w:p/>
     <w:p>
       <w:pPr>
@@ -4134,7 +3309,7 @@
                 <w:sz w:val="18"/>
                 <w:u w:val="none"/>
               </w:rPr>
-              <w:t>Date:   07th May, 2026</w:t>
+              <w:t>Date:   15th May, 2026</w:t>
             </w:r>
           </w:p>
         </w:tc>
@@ -4295,7 +3470,7 @@
           <w:sz w:val="20"/>
           <w:u w:val="none"/>
         </w:rPr>
-        <w:t>07th May, 2026</w:t>
+        <w:t>15th May, 2026</w:t>
       </w:r>
     </w:p>
     <w:p>
@@ -4430,36 +3605,6 @@
           <w:sz w:val="20"/>
           <w:u w:val="none"/>
         </w:rPr>
-        <w:t>ADANI TRACKS MANAGEMENT SERVICES LIMITED</w:t>
-      </w:r>
-    </w:p>
-    <w:p>
-      <w:pPr>
-        <w:spacing w:before="0" w:after="20"/>
-        <w:jc w:val="left"/>
-      </w:pPr>
-      <w:r>
-        <w:rPr>
-          <w:rFonts w:ascii="Adani" w:hAnsi="Adani"/>
-          <w:b/>
-          <w:sz w:val="20"/>
-          <w:u w:val="none"/>
-        </w:rPr>
-        <w:t>ADANI AGRI FRESH LIMITED</w:t>
-      </w:r>
-    </w:p>
-    <w:p>
-      <w:pPr>
-        <w:spacing w:before="0" w:after="20"/>
-        <w:jc w:val="left"/>
-      </w:pPr>
-      <w:r>
-        <w:rPr>
-          <w:rFonts w:ascii="Adani" w:hAnsi="Adani"/>
-          <w:b/>
-          <w:sz w:val="20"/>
-          <w:u w:val="none"/>
-        </w:rPr>
         <w:t>ADANI HAZIRA PORT LIMITED</w:t>
       </w:r>
     </w:p>
@@ -4490,36 +3635,6 @@
           <w:sz w:val="20"/>
           <w:u w:val="none"/>
         </w:rPr>
-        <w:t>ADANI BUNKERING LIMITED</w:t>
-      </w:r>
-    </w:p>
-    <w:p>
-      <w:pPr>
-        <w:spacing w:before="0" w:after="20"/>
-        <w:jc w:val="left"/>
-      </w:pPr>
-      <w:r>
-        <w:rPr>
-          <w:rFonts w:ascii="Adani" w:hAnsi="Adani"/>
-          <w:b/>
-          <w:sz w:val="20"/>
-          <w:u w:val="none"/>
-        </w:rPr>
-        <w:t>MAHARASHTRA EASTERN GRID POWER TRANSMISSION COMPANY LIMITED</w:t>
-      </w:r>
-    </w:p>
-    <w:p>
-      <w:pPr>
-        <w:spacing w:before="0" w:after="20"/>
-        <w:jc w:val="left"/>
-      </w:pPr>
-      <w:r>
-        <w:rPr>
-          <w:rFonts w:ascii="Adani" w:hAnsi="Adani"/>
-          <w:b/>
-          <w:sz w:val="20"/>
-          <w:u w:val="none"/>
-        </w:rPr>
         <w:t>ADANI INFRA (INDIA) LIMITED</w:t>
       </w:r>
     </w:p>
@@ -4535,37 +3650,7 @@
           <w:sz w:val="20"/>
           <w:u w:val="none"/>
         </w:rPr>
-        <w:t>ADANI GREEN ENERGY (TAMILNADU) LIMITED</w:t>
-      </w:r>
-    </w:p>
-    <w:p>
-      <w:pPr>
-        <w:spacing w:before="0" w:after="20"/>
-        <w:jc w:val="left"/>
-      </w:pPr>
-      <w:r>
-        <w:rPr>
-          <w:rFonts w:ascii="Adani" w:hAnsi="Adani"/>
-          <w:b/>
-          <w:sz w:val="20"/>
-          <w:u w:val="none"/>
-        </w:rPr>
-        <w:t>KAMUTHI SOLAR POWER LIMITED</w:t>
-      </w:r>
-    </w:p>
-    <w:p>
-      <w:pPr>
-        <w:spacing w:before="0" w:after="20"/>
-        <w:jc w:val="left"/>
-      </w:pPr>
-      <w:r>
-        <w:rPr>
-          <w:rFonts w:ascii="Adani" w:hAnsi="Adani"/>
-          <w:b/>
-          <w:sz w:val="20"/>
-          <w:u w:val="none"/>
-        </w:rPr>
-        <w:t>ADANI TRANSMISSION (INDIA) LIMITED</w:t>
+        <w:t>SATYA SAI AGROILS PRIVATE LIMITED</w:t>
       </w:r>
     </w:p>
     <w:p>
@@ -4731,36 +3816,6 @@
           <w:sz w:val="20"/>
           <w:u w:val="none"/>
         </w:rPr>
-        <w:t>ADANI TRACKS MANAGEMENT SERVICES LIMITED</w:t>
-      </w:r>
-    </w:p>
-    <w:p>
-      <w:pPr>
-        <w:spacing w:before="0" w:after="20"/>
-        <w:jc w:val="left"/>
-      </w:pPr>
-      <w:r>
-        <w:rPr>
-          <w:rFonts w:ascii="Adani" w:hAnsi="Adani"/>
-          <w:b w:val="0"/>
-          <w:sz w:val="20"/>
-          <w:u w:val="none"/>
-        </w:rPr>
-        <w:t>ADANI AGRI FRESH LIMITED</w:t>
-      </w:r>
-    </w:p>
-    <w:p>
-      <w:pPr>
-        <w:spacing w:before="0" w:after="20"/>
-        <w:jc w:val="left"/>
-      </w:pPr>
-      <w:r>
-        <w:rPr>
-          <w:rFonts w:ascii="Adani" w:hAnsi="Adani"/>
-          <w:b w:val="0"/>
-          <w:sz w:val="20"/>
-          <w:u w:val="none"/>
-        </w:rPr>
         <w:t>ADANI HAZIRA PORT LIMITED</w:t>
       </w:r>
     </w:p>
@@ -4791,82 +3846,7 @@
           <w:sz w:val="20"/>
           <w:u w:val="none"/>
         </w:rPr>
-        <w:t>ADANI BUNKERING LIMITED</w:t>
-      </w:r>
-    </w:p>
-    <w:p>
-      <w:pPr>
-        <w:spacing w:before="0" w:after="20"/>
-        <w:jc w:val="left"/>
-      </w:pPr>
-      <w:r>
-        <w:rPr>
-          <w:rFonts w:ascii="Adani" w:hAnsi="Adani"/>
-          <w:b w:val="0"/>
-          <w:sz w:val="20"/>
-          <w:u w:val="none"/>
-        </w:rPr>
-        <w:t>MAHARASHTRA EASTERN GRID POWER TRANSMISSION COMPANY LIMITED</w:t>
-      </w:r>
-    </w:p>
-    <w:p>
-      <w:pPr>
-        <w:spacing w:before="0" w:after="20"/>
-        <w:jc w:val="left"/>
-      </w:pPr>
-      <w:r>
-        <w:rPr>
-          <w:rFonts w:ascii="Adani" w:hAnsi="Adani"/>
-          <w:b w:val="0"/>
-          <w:sz w:val="20"/>
-          <w:u w:val="none"/>
-        </w:rPr>
         <w:t>ADANI INFRA (INDIA) LIMITED</w:t>
-      </w:r>
-    </w:p>
-    <w:p>
-      <w:pPr>
-        <w:spacing w:before="0" w:after="20"/>
-        <w:jc w:val="left"/>
-      </w:pPr>
-      <w:r>
-        <w:rPr>
-          <w:rFonts w:ascii="Adani" w:hAnsi="Adani"/>
-          <w:b w:val="0"/>
-          <w:sz w:val="20"/>
-          <w:u w:val="none"/>
-        </w:rPr>
-        <w:t>ADANI GREEN ENERGY (TAMILNADU) LIMITED</w:t>
-      </w:r>
-    </w:p>
-    <w:p>
-      <w:pPr>
-        <w:spacing w:before="0" w:after="20"/>
-        <w:jc w:val="left"/>
-      </w:pPr>
-      <w:r>
-        <w:rPr>
-          <w:rFonts w:ascii="Adani" w:hAnsi="Adani"/>
-          <w:b w:val="0"/>
-          <w:sz w:val="20"/>
-          <w:u w:val="none"/>
-        </w:rPr>
-        <w:t>KAMUTHI SOLAR POWER LIMITED</w:t>
-      </w:r>
-    </w:p>
-    <w:p>
-      <w:pPr>
-        <w:spacing w:before="0" w:after="20"/>
-        <w:jc w:val="left"/>
-      </w:pPr>
-      <w:r>
-        <w:rPr>
-          <w:rFonts w:ascii="Adani" w:hAnsi="Adani"/>
-          <w:b w:val="0"/>
-          <w:sz w:val="20"/>
-          <w:u w:val="none"/>
-        </w:rPr>
-        <w:t>ADANI TRANSMISSION (INDIA) LIMITED</w:t>
       </w:r>
     </w:p>
     <w:p>
@@ -4936,8 +3916,8 @@
     </w:p>
     <w:p>
       <w:pPr>
-        <w:spacing w:before="0" w:after="80"/>
-        <w:jc w:val="center"/>
+        <w:spacing w:before="0" w:after="20"/>
+        <w:jc w:val="left"/>
       </w:pPr>
       <w:r>
         <w:rPr>
@@ -4946,10 +3926,7 @@
           <w:sz w:val="20"/>
           <w:u w:val="none"/>
         </w:rPr>
-        <w:tab/>
-        <w:tab/>
-        <w:tab/>
-        <w:t>NIL</w:t>
+        <w:t>SATYA SAI AGROILS PRIVATE LIMITED</w:t>
       </w:r>
     </w:p>
     <w:p/>
@@ -5707,7 +4684,7 @@
                 <w:sz w:val="18"/>
                 <w:u w:val="none"/>
               </w:rPr>
-              <w:t>18</w:t>
+              <w:t>12</w:t>
             </w:r>
           </w:p>
         </w:tc>
@@ -6564,234 +5541,6 @@
                 <w:sz w:val="18"/>
                 <w:u w:val="none"/>
               </w:rPr>
-              <w:t>U60200GJ2010PLC115649</w:t>
-            </w:r>
-          </w:p>
-        </w:tc>
-        <w:tc>
-          <w:tcPr>
-            <w:tcW w:type="dxa" w:w="4252"/>
-            <w:shd w:val="clear" w:color="auto" w:fill="FFFFFF"/>
-            <w:tcBorders>
-              <w:top w:val="single" w:sz="4" w:space="0" w:color="000000"/>
-              <w:left w:val="single" w:sz="4" w:space="0" w:color="000000"/>
-              <w:bottom w:val="single" w:sz="4" w:space="0" w:color="000000"/>
-              <w:right w:val="single" w:sz="4" w:space="0" w:color="000000"/>
-            </w:tcBorders>
-            <w:vAlign w:val="center"/>
-          </w:tcPr>
-          <w:p>
-            <w:pPr>
-              <w:spacing w:before="40" w:after="40"/>
-              <w:jc w:val="left"/>
-            </w:pPr>
-            <w:r>
-              <w:rPr>
-                <w:rFonts w:ascii="Adani" w:hAnsi="Adani"/>
-                <w:b w:val="0"/>
-                <w:sz w:val="18"/>
-                <w:u w:val="none"/>
-              </w:rPr>
-              <w:t>ADANI TRACKS MANAGEMENT SERVICES LIMITED</w:t>
-            </w:r>
-          </w:p>
-        </w:tc>
-        <w:tc>
-          <w:tcPr>
-            <w:tcW w:type="dxa" w:w="1587"/>
-            <w:shd w:val="clear" w:color="auto" w:fill="FFFFFF"/>
-            <w:tcBorders>
-              <w:top w:val="single" w:sz="4" w:space="0" w:color="000000"/>
-              <w:left w:val="single" w:sz="4" w:space="0" w:color="000000"/>
-              <w:bottom w:val="single" w:sz="4" w:space="0" w:color="000000"/>
-              <w:right w:val="single" w:sz="4" w:space="0" w:color="000000"/>
-            </w:tcBorders>
-            <w:vAlign w:val="center"/>
-          </w:tcPr>
-          <w:p>
-            <w:pPr>
-              <w:spacing w:before="40" w:after="40"/>
-              <w:jc w:val="left"/>
-            </w:pPr>
-            <w:r>
-              <w:rPr>
-                <w:rFonts w:ascii="Adani" w:hAnsi="Adani"/>
-                <w:b w:val="0"/>
-                <w:sz w:val="18"/>
-                <w:u w:val="none"/>
-              </w:rPr>
-              <w:t>Director</w:t>
-            </w:r>
-          </w:p>
-        </w:tc>
-        <w:tc>
-          <w:tcPr>
-            <w:tcW w:type="dxa" w:w="1304"/>
-            <w:shd w:val="clear" w:color="auto" w:fill="FFFFFF"/>
-            <w:tcBorders>
-              <w:top w:val="single" w:sz="4" w:space="0" w:color="000000"/>
-              <w:left w:val="single" w:sz="4" w:space="0" w:color="000000"/>
-              <w:bottom w:val="single" w:sz="4" w:space="0" w:color="000000"/>
-              <w:right w:val="single" w:sz="4" w:space="0" w:color="000000"/>
-            </w:tcBorders>
-            <w:vAlign w:val="center"/>
-          </w:tcPr>
-          <w:p>
-            <w:pPr>
-              <w:spacing w:before="40" w:after="40"/>
-              <w:jc w:val="left"/>
-            </w:pPr>
-            <w:r>
-              <w:rPr>
-                <w:rFonts w:ascii="Adani" w:hAnsi="Adani"/>
-                <w:b w:val="0"/>
-                <w:sz w:val="18"/>
-                <w:u w:val="none"/>
-              </w:rPr>
-              <w:t>22/02/2022</w:t>
-            </w:r>
-          </w:p>
-        </w:tc>
-      </w:tr>
-      <w:tr>
-        <w:tc>
-          <w:tcPr>
-            <w:tcW w:type="dxa" w:w="2268"/>
-            <w:shd w:val="clear" w:color="auto" w:fill="FFFFFF"/>
-            <w:tcBorders>
-              <w:top w:val="single" w:sz="4" w:space="0" w:color="000000"/>
-              <w:left w:val="single" w:sz="4" w:space="0" w:color="000000"/>
-              <w:bottom w:val="single" w:sz="4" w:space="0" w:color="000000"/>
-              <w:right w:val="single" w:sz="4" w:space="0" w:color="000000"/>
-            </w:tcBorders>
-            <w:vAlign w:val="center"/>
-          </w:tcPr>
-          <w:p>
-            <w:pPr>
-              <w:spacing w:before="40" w:after="40"/>
-              <w:jc w:val="left"/>
-            </w:pPr>
-            <w:r>
-              <w:rPr>
-                <w:rFonts w:ascii="Adani" w:hAnsi="Adani"/>
-                <w:b w:val="0"/>
-                <w:sz w:val="18"/>
-                <w:u w:val="none"/>
-              </w:rPr>
-              <w:t>U63022GJ2004PLC045143</w:t>
-            </w:r>
-          </w:p>
-        </w:tc>
-        <w:tc>
-          <w:tcPr>
-            <w:tcW w:type="dxa" w:w="4252"/>
-            <w:shd w:val="clear" w:color="auto" w:fill="FFFFFF"/>
-            <w:tcBorders>
-              <w:top w:val="single" w:sz="4" w:space="0" w:color="000000"/>
-              <w:left w:val="single" w:sz="4" w:space="0" w:color="000000"/>
-              <w:bottom w:val="single" w:sz="4" w:space="0" w:color="000000"/>
-              <w:right w:val="single" w:sz="4" w:space="0" w:color="000000"/>
-            </w:tcBorders>
-            <w:vAlign w:val="center"/>
-          </w:tcPr>
-          <w:p>
-            <w:pPr>
-              <w:spacing w:before="40" w:after="40"/>
-              <w:jc w:val="left"/>
-            </w:pPr>
-            <w:r>
-              <w:rPr>
-                <w:rFonts w:ascii="Adani" w:hAnsi="Adani"/>
-                <w:b w:val="0"/>
-                <w:sz w:val="18"/>
-                <w:u w:val="none"/>
-              </w:rPr>
-              <w:t>ADANI AGRI FRESH LIMITED</w:t>
-            </w:r>
-          </w:p>
-        </w:tc>
-        <w:tc>
-          <w:tcPr>
-            <w:tcW w:type="dxa" w:w="1587"/>
-            <w:shd w:val="clear" w:color="auto" w:fill="FFFFFF"/>
-            <w:tcBorders>
-              <w:top w:val="single" w:sz="4" w:space="0" w:color="000000"/>
-              <w:left w:val="single" w:sz="4" w:space="0" w:color="000000"/>
-              <w:bottom w:val="single" w:sz="4" w:space="0" w:color="000000"/>
-              <w:right w:val="single" w:sz="4" w:space="0" w:color="000000"/>
-            </w:tcBorders>
-            <w:vAlign w:val="center"/>
-          </w:tcPr>
-          <w:p>
-            <w:pPr>
-              <w:spacing w:before="40" w:after="40"/>
-              <w:jc w:val="left"/>
-            </w:pPr>
-            <w:r>
-              <w:rPr>
-                <w:rFonts w:ascii="Adani" w:hAnsi="Adani"/>
-                <w:b w:val="0"/>
-                <w:sz w:val="18"/>
-                <w:u w:val="none"/>
-              </w:rPr>
-              <w:t>Director</w:t>
-            </w:r>
-          </w:p>
-        </w:tc>
-        <w:tc>
-          <w:tcPr>
-            <w:tcW w:type="dxa" w:w="1304"/>
-            <w:shd w:val="clear" w:color="auto" w:fill="FFFFFF"/>
-            <w:tcBorders>
-              <w:top w:val="single" w:sz="4" w:space="0" w:color="000000"/>
-              <w:left w:val="single" w:sz="4" w:space="0" w:color="000000"/>
-              <w:bottom w:val="single" w:sz="4" w:space="0" w:color="000000"/>
-              <w:right w:val="single" w:sz="4" w:space="0" w:color="000000"/>
-            </w:tcBorders>
-            <w:vAlign w:val="center"/>
-          </w:tcPr>
-          <w:p>
-            <w:pPr>
-              <w:spacing w:before="40" w:after="40"/>
-              <w:jc w:val="left"/>
-            </w:pPr>
-            <w:r>
-              <w:rPr>
-                <w:rFonts w:ascii="Adani" w:hAnsi="Adani"/>
-                <w:b w:val="0"/>
-                <w:sz w:val="18"/>
-                <w:u w:val="none"/>
-              </w:rPr>
-              <w:t>01/04/2021</w:t>
-            </w:r>
-          </w:p>
-        </w:tc>
-      </w:tr>
-      <w:tr>
-        <w:tc>
-          <w:tcPr>
-            <w:tcW w:type="dxa" w:w="2268"/>
-            <w:shd w:val="clear" w:color="auto" w:fill="FFFFFF"/>
-            <w:tcBorders>
-              <w:top w:val="single" w:sz="4" w:space="0" w:color="000000"/>
-              <w:left w:val="single" w:sz="4" w:space="0" w:color="000000"/>
-              <w:bottom w:val="single" w:sz="4" w:space="0" w:color="000000"/>
-              <w:right w:val="single" w:sz="4" w:space="0" w:color="000000"/>
-            </w:tcBorders>
-            <w:vAlign w:val="center"/>
-          </w:tcPr>
-          <w:p>
-            <w:pPr>
-              <w:spacing w:before="40" w:after="40"/>
-              <w:jc w:val="left"/>
-            </w:pPr>
-            <w:r>
-              <w:rPr>
-                <w:rFonts w:ascii="Adani" w:hAnsi="Adani"/>
-                <w:b w:val="0"/>
-                <w:sz w:val="18"/>
-                <w:u w:val="none"/>
-              </w:rPr>
               <w:t>U45209GJ2009PLC058789</w:t>
             </w:r>
           </w:p>
@@ -7020,234 +5769,6 @@
                 <w:sz w:val="18"/>
                 <w:u w:val="none"/>
               </w:rPr>
-              <w:t>U40200GJ2008PLC054045</w:t>
-            </w:r>
-          </w:p>
-        </w:tc>
-        <w:tc>
-          <w:tcPr>
-            <w:tcW w:type="dxa" w:w="4252"/>
-            <w:shd w:val="clear" w:color="auto" w:fill="FFFFFF"/>
-            <w:tcBorders>
-              <w:top w:val="single" w:sz="4" w:space="0" w:color="000000"/>
-              <w:left w:val="single" w:sz="4" w:space="0" w:color="000000"/>
-              <w:bottom w:val="single" w:sz="4" w:space="0" w:color="000000"/>
-              <w:right w:val="single" w:sz="4" w:space="0" w:color="000000"/>
-            </w:tcBorders>
-            <w:vAlign w:val="center"/>
-          </w:tcPr>
-          <w:p>
-            <w:pPr>
-              <w:spacing w:before="40" w:after="40"/>
-              <w:jc w:val="left"/>
-            </w:pPr>
-            <w:r>
-              <w:rPr>
-                <w:rFonts w:ascii="Adani" w:hAnsi="Adani"/>
-                <w:b w:val="0"/>
-                <w:sz w:val="18"/>
-                <w:u w:val="none"/>
-              </w:rPr>
-              <w:t>ADANI BUNKERING LIMITED</w:t>
-            </w:r>
-          </w:p>
-        </w:tc>
-        <w:tc>
-          <w:tcPr>
-            <w:tcW w:type="dxa" w:w="1587"/>
-            <w:shd w:val="clear" w:color="auto" w:fill="FFFFFF"/>
-            <w:tcBorders>
-              <w:top w:val="single" w:sz="4" w:space="0" w:color="000000"/>
-              <w:left w:val="single" w:sz="4" w:space="0" w:color="000000"/>
-              <w:bottom w:val="single" w:sz="4" w:space="0" w:color="000000"/>
-              <w:right w:val="single" w:sz="4" w:space="0" w:color="000000"/>
-            </w:tcBorders>
-            <w:vAlign w:val="center"/>
-          </w:tcPr>
-          <w:p>
-            <w:pPr>
-              <w:spacing w:before="40" w:after="40"/>
-              <w:jc w:val="left"/>
-            </w:pPr>
-            <w:r>
-              <w:rPr>
-                <w:rFonts w:ascii="Adani" w:hAnsi="Adani"/>
-                <w:b w:val="0"/>
-                <w:sz w:val="18"/>
-                <w:u w:val="none"/>
-              </w:rPr>
-              <w:t>Director</w:t>
-            </w:r>
-          </w:p>
-        </w:tc>
-        <w:tc>
-          <w:tcPr>
-            <w:tcW w:type="dxa" w:w="1304"/>
-            <w:shd w:val="clear" w:color="auto" w:fill="FFFFFF"/>
-            <w:tcBorders>
-              <w:top w:val="single" w:sz="4" w:space="0" w:color="000000"/>
-              <w:left w:val="single" w:sz="4" w:space="0" w:color="000000"/>
-              <w:bottom w:val="single" w:sz="4" w:space="0" w:color="000000"/>
-              <w:right w:val="single" w:sz="4" w:space="0" w:color="000000"/>
-            </w:tcBorders>
-            <w:vAlign w:val="center"/>
-          </w:tcPr>
-          <w:p>
-            <w:pPr>
-              <w:spacing w:before="40" w:after="40"/>
-              <w:jc w:val="left"/>
-            </w:pPr>
-            <w:r>
-              <w:rPr>
-                <w:rFonts w:ascii="Adani" w:hAnsi="Adani"/>
-                <w:b w:val="0"/>
-                <w:sz w:val="18"/>
-                <w:u w:val="none"/>
-              </w:rPr>
-              <w:t>31/03/2018</w:t>
-            </w:r>
-          </w:p>
-        </w:tc>
-      </w:tr>
-      <w:tr>
-        <w:tc>
-          <w:tcPr>
-            <w:tcW w:type="dxa" w:w="2268"/>
-            <w:shd w:val="clear" w:color="auto" w:fill="FFFFFF"/>
-            <w:tcBorders>
-              <w:top w:val="single" w:sz="4" w:space="0" w:color="000000"/>
-              <w:left w:val="single" w:sz="4" w:space="0" w:color="000000"/>
-              <w:bottom w:val="single" w:sz="4" w:space="0" w:color="000000"/>
-              <w:right w:val="single" w:sz="4" w:space="0" w:color="000000"/>
-            </w:tcBorders>
-            <w:vAlign w:val="center"/>
-          </w:tcPr>
-          <w:p>
-            <w:pPr>
-              <w:spacing w:before="40" w:after="40"/>
-              <w:jc w:val="left"/>
-            </w:pPr>
-            <w:r>
-              <w:rPr>
-                <w:rFonts w:ascii="Adani" w:hAnsi="Adani"/>
-                <w:b w:val="0"/>
-                <w:sz w:val="18"/>
-                <w:u w:val="none"/>
-              </w:rPr>
-              <w:t>U40100GJ2010PLC059593</w:t>
-            </w:r>
-          </w:p>
-        </w:tc>
-        <w:tc>
-          <w:tcPr>
-            <w:tcW w:type="dxa" w:w="4252"/>
-            <w:shd w:val="clear" w:color="auto" w:fill="FFFFFF"/>
-            <w:tcBorders>
-              <w:top w:val="single" w:sz="4" w:space="0" w:color="000000"/>
-              <w:left w:val="single" w:sz="4" w:space="0" w:color="000000"/>
-              <w:bottom w:val="single" w:sz="4" w:space="0" w:color="000000"/>
-              <w:right w:val="single" w:sz="4" w:space="0" w:color="000000"/>
-            </w:tcBorders>
-            <w:vAlign w:val="center"/>
-          </w:tcPr>
-          <w:p>
-            <w:pPr>
-              <w:spacing w:before="40" w:after="40"/>
-              <w:jc w:val="left"/>
-            </w:pPr>
-            <w:r>
-              <w:rPr>
-                <w:rFonts w:ascii="Adani" w:hAnsi="Adani"/>
-                <w:b w:val="0"/>
-                <w:sz w:val="18"/>
-                <w:u w:val="none"/>
-              </w:rPr>
-              <w:t>MAHARASHTRA EASTERN GRID POWER TRANSMISSION COMPANY LIMITED</w:t>
-            </w:r>
-          </w:p>
-        </w:tc>
-        <w:tc>
-          <w:tcPr>
-            <w:tcW w:type="dxa" w:w="1587"/>
-            <w:shd w:val="clear" w:color="auto" w:fill="FFFFFF"/>
-            <w:tcBorders>
-              <w:top w:val="single" w:sz="4" w:space="0" w:color="000000"/>
-              <w:left w:val="single" w:sz="4" w:space="0" w:color="000000"/>
-              <w:bottom w:val="single" w:sz="4" w:space="0" w:color="000000"/>
-              <w:right w:val="single" w:sz="4" w:space="0" w:color="000000"/>
-            </w:tcBorders>
-            <w:vAlign w:val="center"/>
-          </w:tcPr>
-          <w:p>
-            <w:pPr>
-              <w:spacing w:before="40" w:after="40"/>
-              <w:jc w:val="left"/>
-            </w:pPr>
-            <w:r>
-              <w:rPr>
-                <w:rFonts w:ascii="Adani" w:hAnsi="Adani"/>
-                <w:b w:val="0"/>
-                <w:sz w:val="18"/>
-                <w:u w:val="none"/>
-              </w:rPr>
-              <w:t>Director</w:t>
-            </w:r>
-          </w:p>
-        </w:tc>
-        <w:tc>
-          <w:tcPr>
-            <w:tcW w:type="dxa" w:w="1304"/>
-            <w:shd w:val="clear" w:color="auto" w:fill="FFFFFF"/>
-            <w:tcBorders>
-              <w:top w:val="single" w:sz="4" w:space="0" w:color="000000"/>
-              <w:left w:val="single" w:sz="4" w:space="0" w:color="000000"/>
-              <w:bottom w:val="single" w:sz="4" w:space="0" w:color="000000"/>
-              <w:right w:val="single" w:sz="4" w:space="0" w:color="000000"/>
-            </w:tcBorders>
-            <w:vAlign w:val="center"/>
-          </w:tcPr>
-          <w:p>
-            <w:pPr>
-              <w:spacing w:before="40" w:after="40"/>
-              <w:jc w:val="left"/>
-            </w:pPr>
-            <w:r>
-              <w:rPr>
-                <w:rFonts w:ascii="Adani" w:hAnsi="Adani"/>
-                <w:b w:val="0"/>
-                <w:sz w:val="18"/>
-                <w:u w:val="none"/>
-              </w:rPr>
-              <w:t>23/03/2018</w:t>
-            </w:r>
-          </w:p>
-        </w:tc>
-      </w:tr>
-      <w:tr>
-        <w:tc>
-          <w:tcPr>
-            <w:tcW w:type="dxa" w:w="2268"/>
-            <w:shd w:val="clear" w:color="auto" w:fill="FFFFFF"/>
-            <w:tcBorders>
-              <w:top w:val="single" w:sz="4" w:space="0" w:color="000000"/>
-              <w:left w:val="single" w:sz="4" w:space="0" w:color="000000"/>
-              <w:bottom w:val="single" w:sz="4" w:space="0" w:color="000000"/>
-              <w:right w:val="single" w:sz="4" w:space="0" w:color="000000"/>
-            </w:tcBorders>
-            <w:vAlign w:val="center"/>
-          </w:tcPr>
-          <w:p>
-            <w:pPr>
-              <w:spacing w:before="40" w:after="40"/>
-              <w:jc w:val="left"/>
-            </w:pPr>
-            <w:r>
-              <w:rPr>
-                <w:rFonts w:ascii="Adani" w:hAnsi="Adani"/>
-                <w:b w:val="0"/>
-                <w:sz w:val="18"/>
-                <w:u w:val="none"/>
-              </w:rPr>
               <w:t>U45204GJ2010PLC059226</w:t>
             </w:r>
           </w:p>
@@ -7362,7 +5883,7 @@
                 <w:sz w:val="18"/>
                 <w:u w:val="none"/>
               </w:rPr>
-              <w:t>U40300GJ2015PLC082578</w:t>
+              <w:t>U15143GJ1998PTC084002</w:t>
             </w:r>
           </w:p>
         </w:tc>
@@ -7390,235 +5911,7 @@
                 <w:sz w:val="18"/>
                 <w:u w:val="none"/>
               </w:rPr>
-              <w:t>ADANI GREEN ENERGY (TAMILNADU) LIMITED</w:t>
-            </w:r>
-          </w:p>
-        </w:tc>
-        <w:tc>
-          <w:tcPr>
-            <w:tcW w:type="dxa" w:w="1587"/>
-            <w:shd w:val="clear" w:color="auto" w:fill="FFFFFF"/>
-            <w:tcBorders>
-              <w:top w:val="single" w:sz="4" w:space="0" w:color="000000"/>
-              <w:left w:val="single" w:sz="4" w:space="0" w:color="000000"/>
-              <w:bottom w:val="single" w:sz="4" w:space="0" w:color="000000"/>
-              <w:right w:val="single" w:sz="4" w:space="0" w:color="000000"/>
-            </w:tcBorders>
-            <w:vAlign w:val="center"/>
-          </w:tcPr>
-          <w:p>
-            <w:pPr>
-              <w:spacing w:before="40" w:after="40"/>
-              <w:jc w:val="left"/>
-            </w:pPr>
-            <w:r>
-              <w:rPr>
-                <w:rFonts w:ascii="Adani" w:hAnsi="Adani"/>
-                <w:b w:val="0"/>
-                <w:sz w:val="18"/>
-                <w:u w:val="none"/>
-              </w:rPr>
-              <w:t>Director</w:t>
-            </w:r>
-          </w:p>
-        </w:tc>
-        <w:tc>
-          <w:tcPr>
-            <w:tcW w:type="dxa" w:w="1304"/>
-            <w:shd w:val="clear" w:color="auto" w:fill="FFFFFF"/>
-            <w:tcBorders>
-              <w:top w:val="single" w:sz="4" w:space="0" w:color="000000"/>
-              <w:left w:val="single" w:sz="4" w:space="0" w:color="000000"/>
-              <w:bottom w:val="single" w:sz="4" w:space="0" w:color="000000"/>
-              <w:right w:val="single" w:sz="4" w:space="0" w:color="000000"/>
-            </w:tcBorders>
-            <w:vAlign w:val="center"/>
-          </w:tcPr>
-          <w:p>
-            <w:pPr>
-              <w:spacing w:before="40" w:after="40"/>
-              <w:jc w:val="left"/>
-            </w:pPr>
-            <w:r>
-              <w:rPr>
-                <w:rFonts w:ascii="Adani" w:hAnsi="Adani"/>
-                <w:b w:val="0"/>
-                <w:sz w:val="18"/>
-                <w:u w:val="none"/>
-              </w:rPr>
-              <w:t>20/08/2016</w:t>
-            </w:r>
-          </w:p>
-        </w:tc>
-      </w:tr>
-      <w:tr>
-        <w:tc>
-          <w:tcPr>
-            <w:tcW w:type="dxa" w:w="2268"/>
-            <w:shd w:val="clear" w:color="auto" w:fill="FFFFFF"/>
-            <w:tcBorders>
-              <w:top w:val="single" w:sz="4" w:space="0" w:color="000000"/>
-              <w:left w:val="single" w:sz="4" w:space="0" w:color="000000"/>
-              <w:bottom w:val="single" w:sz="4" w:space="0" w:color="000000"/>
-              <w:right w:val="single" w:sz="4" w:space="0" w:color="000000"/>
-            </w:tcBorders>
-            <w:vAlign w:val="center"/>
-          </w:tcPr>
-          <w:p>
-            <w:pPr>
-              <w:spacing w:before="40" w:after="40"/>
-              <w:jc w:val="left"/>
-            </w:pPr>
-            <w:r>
-              <w:rPr>
-                <w:rFonts w:ascii="Adani" w:hAnsi="Adani"/>
-                <w:b w:val="0"/>
-                <w:sz w:val="18"/>
-                <w:u w:val="none"/>
-              </w:rPr>
-              <w:t>U40106GJ2015PLC083399</w:t>
-            </w:r>
-          </w:p>
-        </w:tc>
-        <w:tc>
-          <w:tcPr>
-            <w:tcW w:type="dxa" w:w="4252"/>
-            <w:shd w:val="clear" w:color="auto" w:fill="FFFFFF"/>
-            <w:tcBorders>
-              <w:top w:val="single" w:sz="4" w:space="0" w:color="000000"/>
-              <w:left w:val="single" w:sz="4" w:space="0" w:color="000000"/>
-              <w:bottom w:val="single" w:sz="4" w:space="0" w:color="000000"/>
-              <w:right w:val="single" w:sz="4" w:space="0" w:color="000000"/>
-            </w:tcBorders>
-            <w:vAlign w:val="center"/>
-          </w:tcPr>
-          <w:p>
-            <w:pPr>
-              <w:spacing w:before="40" w:after="40"/>
-              <w:jc w:val="left"/>
-            </w:pPr>
-            <w:r>
-              <w:rPr>
-                <w:rFonts w:ascii="Adani" w:hAnsi="Adani"/>
-                <w:b w:val="0"/>
-                <w:sz w:val="18"/>
-                <w:u w:val="none"/>
-              </w:rPr>
-              <w:t>KAMUTHI SOLAR POWER LIMITED</w:t>
-            </w:r>
-          </w:p>
-        </w:tc>
-        <w:tc>
-          <w:tcPr>
-            <w:tcW w:type="dxa" w:w="1587"/>
-            <w:shd w:val="clear" w:color="auto" w:fill="FFFFFF"/>
-            <w:tcBorders>
-              <w:top w:val="single" w:sz="4" w:space="0" w:color="000000"/>
-              <w:left w:val="single" w:sz="4" w:space="0" w:color="000000"/>
-              <w:bottom w:val="single" w:sz="4" w:space="0" w:color="000000"/>
-              <w:right w:val="single" w:sz="4" w:space="0" w:color="000000"/>
-            </w:tcBorders>
-            <w:vAlign w:val="center"/>
-          </w:tcPr>
-          <w:p>
-            <w:pPr>
-              <w:spacing w:before="40" w:after="40"/>
-              <w:jc w:val="left"/>
-            </w:pPr>
-            <w:r>
-              <w:rPr>
-                <w:rFonts w:ascii="Adani" w:hAnsi="Adani"/>
-                <w:b w:val="0"/>
-                <w:sz w:val="18"/>
-                <w:u w:val="none"/>
-              </w:rPr>
-              <w:t>Director</w:t>
-            </w:r>
-          </w:p>
-        </w:tc>
-        <w:tc>
-          <w:tcPr>
-            <w:tcW w:type="dxa" w:w="1304"/>
-            <w:shd w:val="clear" w:color="auto" w:fill="FFFFFF"/>
-            <w:tcBorders>
-              <w:top w:val="single" w:sz="4" w:space="0" w:color="000000"/>
-              <w:left w:val="single" w:sz="4" w:space="0" w:color="000000"/>
-              <w:bottom w:val="single" w:sz="4" w:space="0" w:color="000000"/>
-              <w:right w:val="single" w:sz="4" w:space="0" w:color="000000"/>
-            </w:tcBorders>
-            <w:vAlign w:val="center"/>
-          </w:tcPr>
-          <w:p>
-            <w:pPr>
-              <w:spacing w:before="40" w:after="40"/>
-              <w:jc w:val="left"/>
-            </w:pPr>
-            <w:r>
-              <w:rPr>
-                <w:rFonts w:ascii="Adani" w:hAnsi="Adani"/>
-                <w:b w:val="0"/>
-                <w:sz w:val="18"/>
-                <w:u w:val="none"/>
-              </w:rPr>
-              <w:t>19/08/2016</w:t>
-            </w:r>
-          </w:p>
-        </w:tc>
-      </w:tr>
-      <w:tr>
-        <w:tc>
-          <w:tcPr>
-            <w:tcW w:type="dxa" w:w="2268"/>
-            <w:shd w:val="clear" w:color="auto" w:fill="FFFFFF"/>
-            <w:tcBorders>
-              <w:top w:val="single" w:sz="4" w:space="0" w:color="000000"/>
-              <w:left w:val="single" w:sz="4" w:space="0" w:color="000000"/>
-              <w:bottom w:val="single" w:sz="4" w:space="0" w:color="000000"/>
-              <w:right w:val="single" w:sz="4" w:space="0" w:color="000000"/>
-            </w:tcBorders>
-            <w:vAlign w:val="center"/>
-          </w:tcPr>
-          <w:p>
-            <w:pPr>
-              <w:spacing w:before="40" w:after="40"/>
-              <w:jc w:val="left"/>
-            </w:pPr>
-            <w:r>
-              <w:rPr>
-                <w:rFonts w:ascii="Adani" w:hAnsi="Adani"/>
-                <w:b w:val="0"/>
-                <w:sz w:val="18"/>
-                <w:u w:val="none"/>
-              </w:rPr>
-              <w:t>U40101GJ2013PLC077700</w:t>
-            </w:r>
-          </w:p>
-        </w:tc>
-        <w:tc>
-          <w:tcPr>
-            <w:tcW w:type="dxa" w:w="4252"/>
-            <w:shd w:val="clear" w:color="auto" w:fill="FFFFFF"/>
-            <w:tcBorders>
-              <w:top w:val="single" w:sz="4" w:space="0" w:color="000000"/>
-              <w:left w:val="single" w:sz="4" w:space="0" w:color="000000"/>
-              <w:bottom w:val="single" w:sz="4" w:space="0" w:color="000000"/>
-              <w:right w:val="single" w:sz="4" w:space="0" w:color="000000"/>
-            </w:tcBorders>
-            <w:vAlign w:val="center"/>
-          </w:tcPr>
-          <w:p>
-            <w:pPr>
-              <w:spacing w:before="40" w:after="40"/>
-              <w:jc w:val="left"/>
-            </w:pPr>
-            <w:r>
-              <w:rPr>
-                <w:rFonts w:ascii="Adani" w:hAnsi="Adani"/>
-                <w:b w:val="0"/>
-                <w:sz w:val="18"/>
-                <w:u w:val="none"/>
-              </w:rPr>
-              <w:t>ADANI TRANSMISSION (INDIA) LIMITED</w:t>
+              <w:t>SATYA SAI AGROILS PRIVATE LIMITED</w:t>
             </w:r>
           </w:p>
         </w:tc>

--- a/Backend/Director_Disclosure/Output_Disclosures/2024-25/SATYA_SAI_AGROILS_PRIVATE_LIMITED/MBP-1/MBP1_BIRVA_PATEL_07203299.docx
+++ b/Backend/Director_Disclosure/Output_Disclosures/2024-25/SATYA_SAI_AGROILS_PRIVATE_LIMITED/MBP-1/MBP1_BIRVA_PATEL_07203299.docx
@@ -2272,7 +2272,7 @@
                 <w:sz w:val="18"/>
                 <w:u w:val="none"/>
               </w:rPr>
-              <w:t>Date:   15th May, 2026</w:t>
+              <w:t>Date:   27th May, 2026</w:t>
             </w:r>
           </w:p>
         </w:tc>
@@ -3309,7 +3309,7 @@
                 <w:sz w:val="18"/>
                 <w:u w:val="none"/>
               </w:rPr>
-              <w:t>Date:   15th May, 2026</w:t>
+              <w:t>Date:   27th May, 2026</w:t>
             </w:r>
           </w:p>
         </w:tc>
@@ -3470,7 +3470,7 @@
           <w:sz w:val="20"/>
           <w:u w:val="none"/>
         </w:rPr>
-        <w:t>15th May, 2026</w:t>
+        <w:t>27th May, 2026</w:t>
       </w:r>
     </w:p>
     <w:p>
